--- a/PLAN-3D-CONFIGURATOR.docx
+++ b/PLAN-3D-CONFIGURATOR.docx
@@ -2,7 +2,7 @@
 <file path=word/document.xml><?xml version="1.0" encoding="utf-8"?>
 <w:document xmlns:w="http://schemas.openxmlformats.org/wordprocessingml/2006/main" xmlns:m="http://schemas.openxmlformats.org/officeDocument/2006/math" xmlns:r="http://schemas.openxmlformats.org/officeDocument/2006/relationships" xmlns:o="urn:schemas-microsoft-com:office:office" xmlns:v="urn:schemas-microsoft-com:vml" xmlns:w10="urn:schemas-microsoft-com:office:word" xmlns:a="http://schemas.openxmlformats.org/drawingml/2006/main" xmlns:pic="http://schemas.openxmlformats.org/drawingml/2006/picture" xmlns:wp="http://schemas.openxmlformats.org/drawingml/2006/wordprocessingDrawing">
   <w:body>
-    <w:bookmarkStart w:id="32" w:name="план-реализации-3d-конфигуратора-зданий"/>
+    <w:bookmarkStart w:id="31" w:name="план-реализации-3d-конфигуратора-зданий"/>
     <w:p>
       <w:pPr>
         <w:pStyle w:val="Heading1"/>
@@ -1238,7 +1238,7 @@
         <w:rPr>
           <w:rStyle w:val="VerbatimChar"/>
         </w:rPr>
-        <w:t xml:space="preserve">- Фундамент и ж/б плита пола (упрощённый расчёт)</w:t>
+        <w:t xml:space="preserve">- Фундамент и ж/б плита пола (предварительный расчёт, точный — после геологии)</w:t>
       </w:r>
     </w:p>
     <w:bookmarkEnd w:id="24"/>
@@ -1343,7 +1343,7 @@
         <w:rPr>
           <w:rStyle w:val="VerbatimChar"/>
         </w:rPr>
-        <w:t xml:space="preserve">- Адаптивная вёрстка (десктоп + планшет, мобильный — упрощённо)</w:t>
+        <w:t xml:space="preserve">- Адаптивная вёрстка (десктоп + планшет, мобильная версия с оптимизированным 3D)</w:t>
       </w:r>
     </w:p>
     <w:bookmarkEnd w:id="25"/>
@@ -1508,7 +1508,7 @@
         <w:rPr>
           <w:rStyle w:val="VerbatimChar"/>
         </w:rPr>
-        <w:t xml:space="preserve">- Мобильная версия (упрощённая 3D или статичные ракурсы)</w:t>
+        <w:t xml:space="preserve">- Мобильная версия (оптимизированная 3D или статичные ракурсы)</w:t>
       </w:r>
       <w:r>
         <w:br/>
@@ -2339,488 +2339,6 @@
         </w:pict>
       </w:r>
     </w:p>
-    <w:bookmarkEnd w:id="30"/>
-    <w:bookmarkStart w:id="31" w:name="ключевые-отличия-от-упрощённой-версии"/>
-    <w:p>
-      <w:pPr>
-        <w:pStyle w:val="Heading2"/>
-      </w:pPr>
-      <w:r>
-        <w:t xml:space="preserve">🔑 Ключевые отличия от «упрощённой» версии</w:t>
-      </w:r>
-    </w:p>
-    <w:tbl>
-      <w:tblPr>
-        <w:tblStyle w:val="Table"/>
-        <w:tblW w:type="pct" w:w="5000"/>
-        <w:tblLook w:firstRow="1" w:lastRow="0" w:firstColumn="0" w:lastColumn="0" w:noHBand="0" w:noVBand="0" w:val="0020"/>
-        <w:jc w:val="start"/>
-      </w:tblPr>
-      <w:tblGrid>
-        <w:gridCol w:w="2640"/>
-        <w:gridCol w:w="2640"/>
-        <w:gridCol w:w="2640"/>
-      </w:tblGrid>
-      <w:tr>
-        <w:trPr>
-          <w:tblHeader w:val="true"/>
-        </w:trPr>
-        <w:tc>
-          <w:tcPr/>
-          <w:p>
-            <w:pPr>
-              <w:pStyle w:val="Compact"/>
-              <w:jc w:val="left"/>
-            </w:pPr>
-            <w:r>
-              <w:t xml:space="preserve">Параметр</w:t>
-            </w:r>
-          </w:p>
-        </w:tc>
-        <w:tc>
-          <w:tcPr/>
-          <w:p>
-            <w:pPr>
-              <w:pStyle w:val="Compact"/>
-              <w:jc w:val="left"/>
-            </w:pPr>
-            <w:r>
-              <w:t xml:space="preserve">Упрощённая (lstkmk сейчас)</w:t>
-            </w:r>
-          </w:p>
-        </w:tc>
-        <w:tc>
-          <w:tcPr/>
-          <w:p>
-            <w:pPr>
-              <w:pStyle w:val="Compact"/>
-              <w:jc w:val="left"/>
-            </w:pPr>
-            <w:r>
-              <w:t xml:space="preserve">Полный конфигуратор</w:t>
-            </w:r>
-          </w:p>
-        </w:tc>
-      </w:tr>
-      <w:tr>
-        <w:tc>
-          <w:tcPr/>
-          <w:p>
-            <w:pPr>
-              <w:pStyle w:val="Compact"/>
-              <w:jc w:val="left"/>
-            </w:pPr>
-            <w:r>
-              <w:t xml:space="preserve">3D</w:t>
-            </w:r>
-          </w:p>
-        </w:tc>
-        <w:tc>
-          <w:tcPr/>
-          <w:p>
-            <w:pPr>
-              <w:pStyle w:val="Compact"/>
-              <w:jc w:val="left"/>
-            </w:pPr>
-            <w:r>
-              <w:t xml:space="preserve">SVG-изометрия</w:t>
-            </w:r>
-          </w:p>
-        </w:tc>
-        <w:tc>
-          <w:tcPr/>
-          <w:p>
-            <w:pPr>
-              <w:pStyle w:val="Compact"/>
-              <w:jc w:val="left"/>
-            </w:pPr>
-            <w:r>
-              <w:t xml:space="preserve">Three.js с текстурами и вращением</w:t>
-            </w:r>
-          </w:p>
-        </w:tc>
-      </w:tr>
-      <w:tr>
-        <w:tc>
-          <w:tcPr/>
-          <w:p>
-            <w:pPr>
-              <w:pStyle w:val="Compact"/>
-              <w:jc w:val="left"/>
-            </w:pPr>
-            <w:r>
-              <w:t xml:space="preserve">Серии каркаса</w:t>
-            </w:r>
-          </w:p>
-        </w:tc>
-        <w:tc>
-          <w:tcPr/>
-          <w:p>
-            <w:pPr>
-              <w:pStyle w:val="Compact"/>
-              <w:jc w:val="left"/>
-            </w:pPr>
-            <w:r>
-              <w:t xml:space="preserve">4 типа (склад/сельхоз/сервис/до 300м²)</w:t>
-            </w:r>
-          </w:p>
-        </w:tc>
-        <w:tc>
-          <w:tcPr/>
-          <w:p>
-            <w:pPr>
-              <w:pStyle w:val="Compact"/>
-              <w:jc w:val="left"/>
-            </w:pPr>
-            <w:r>
-              <w:t xml:space="preserve">5 серий по нагрузкам</w:t>
-            </w:r>
-          </w:p>
-        </w:tc>
-      </w:tr>
-      <w:tr>
-        <w:tc>
-          <w:tcPr/>
-          <w:p>
-            <w:pPr>
-              <w:pStyle w:val="Compact"/>
-              <w:jc w:val="left"/>
-            </w:pPr>
-            <w:r>
-              <w:t xml:space="preserve">Климат</w:t>
-            </w:r>
-          </w:p>
-        </w:tc>
-        <w:tc>
-          <w:tcPr/>
-          <w:p>
-            <w:pPr>
-              <w:pStyle w:val="Compact"/>
-              <w:jc w:val="left"/>
-            </w:pPr>
-            <w:r>
-              <w:t xml:space="preserve">Снеговой район (1 страница)</w:t>
-            </w:r>
-          </w:p>
-        </w:tc>
-        <w:tc>
-          <w:tcPr/>
-          <w:p>
-            <w:pPr>
-              <w:pStyle w:val="Compact"/>
-              <w:jc w:val="left"/>
-            </w:pPr>
-            <w:r>
-              <w:t xml:space="preserve">Снег + ветер + сейсмика + тип местности</w:t>
-            </w:r>
-          </w:p>
-        </w:tc>
-      </w:tr>
-      <w:tr>
-        <w:tc>
-          <w:tcPr/>
-          <w:p>
-            <w:pPr>
-              <w:pStyle w:val="Compact"/>
-              <w:jc w:val="left"/>
-            </w:pPr>
-            <w:r>
-              <w:t xml:space="preserve">Краны</w:t>
-            </w:r>
-          </w:p>
-        </w:tc>
-        <w:tc>
-          <w:tcPr/>
-          <w:p>
-            <w:pPr>
-              <w:pStyle w:val="Compact"/>
-              <w:jc w:val="left"/>
-            </w:pPr>
-            <w:r>
-              <w:t xml:space="preserve">Нет</w:t>
-            </w:r>
-          </w:p>
-        </w:tc>
-        <w:tc>
-          <w:tcPr/>
-          <w:p>
-            <w:pPr>
-              <w:pStyle w:val="Compact"/>
-              <w:jc w:val="left"/>
-            </w:pPr>
-            <w:r>
-              <w:t xml:space="preserve">3.2/5/10т, 1–2 крана, подкрановые пути</w:t>
-            </w:r>
-          </w:p>
-        </w:tc>
-      </w:tr>
-      <w:tr>
-        <w:tc>
-          <w:tcPr/>
-          <w:p>
-            <w:pPr>
-              <w:pStyle w:val="Compact"/>
-              <w:jc w:val="left"/>
-            </w:pPr>
-            <w:r>
-              <w:t xml:space="preserve">Цвета</w:t>
-            </w:r>
-          </w:p>
-        </w:tc>
-        <w:tc>
-          <w:tcPr/>
-          <w:p>
-            <w:pPr>
-              <w:pStyle w:val="Compact"/>
-              <w:jc w:val="left"/>
-            </w:pPr>
-            <w:r>
-              <w:t xml:space="preserve">Нет</w:t>
-            </w:r>
-          </w:p>
-        </w:tc>
-        <w:tc>
-          <w:tcPr/>
-          <w:p>
-            <w:pPr>
-              <w:pStyle w:val="Compact"/>
-              <w:jc w:val="left"/>
-            </w:pPr>
-            <w:r>
-              <w:t xml:space="preserve">18 RAL</w:t>
-            </w:r>
-          </w:p>
-        </w:tc>
-      </w:tr>
-      <w:tr>
-        <w:tc>
-          <w:tcPr/>
-          <w:p>
-            <w:pPr>
-              <w:pStyle w:val="Compact"/>
-              <w:jc w:val="left"/>
-            </w:pPr>
-            <w:r>
-              <w:t xml:space="preserve">Материалы</w:t>
-            </w:r>
-          </w:p>
-        </w:tc>
-        <w:tc>
-          <w:tcPr/>
-          <w:p>
-            <w:pPr>
-              <w:pStyle w:val="Compact"/>
-              <w:jc w:val="left"/>
-            </w:pPr>
-            <w:r>
-              <w:t xml:space="preserve">Один тип (базовый)</w:t>
-            </w:r>
-          </w:p>
-        </w:tc>
-        <w:tc>
-          <w:tcPr/>
-          <w:p>
-            <w:pPr>
-              <w:pStyle w:val="Compact"/>
-              <w:jc w:val="left"/>
-            </w:pPr>
-            <w:r>
-              <w:t xml:space="preserve">Сэндвич/профлист/мембрана с выбором толщины</w:t>
-            </w:r>
-          </w:p>
-        </w:tc>
-      </w:tr>
-      <w:tr>
-        <w:tc>
-          <w:tcPr/>
-          <w:p>
-            <w:pPr>
-              <w:pStyle w:val="Compact"/>
-              <w:jc w:val="left"/>
-            </w:pPr>
-            <w:r>
-              <w:t xml:space="preserve">Окна/ворота</w:t>
-            </w:r>
-          </w:p>
-        </w:tc>
-        <w:tc>
-          <w:tcPr/>
-          <w:p>
-            <w:pPr>
-              <w:pStyle w:val="Compact"/>
-              <w:jc w:val="left"/>
-            </w:pPr>
-            <w:r>
-              <w:t xml:space="preserve">Нет</w:t>
-            </w:r>
-          </w:p>
-        </w:tc>
-        <w:tc>
-          <w:tcPr/>
-          <w:p>
-            <w:pPr>
-              <w:pStyle w:val="Compact"/>
-              <w:jc w:val="left"/>
-            </w:pPr>
-            <w:r>
-              <w:t xml:space="preserve">Drag-and-drop на модель</w:t>
-            </w:r>
-          </w:p>
-        </w:tc>
-      </w:tr>
-      <w:tr>
-        <w:tc>
-          <w:tcPr/>
-          <w:p>
-            <w:pPr>
-              <w:pStyle w:val="Compact"/>
-              <w:jc w:val="left"/>
-            </w:pPr>
-            <w:r>
-              <w:t xml:space="preserve">Фундамент/СМР</w:t>
-            </w:r>
-          </w:p>
-        </w:tc>
-        <w:tc>
-          <w:tcPr/>
-          <w:p>
-            <w:pPr>
-              <w:pStyle w:val="Compact"/>
-              <w:jc w:val="left"/>
-            </w:pPr>
-            <w:r>
-              <w:t xml:space="preserve">Нет в цене</w:t>
-            </w:r>
-          </w:p>
-        </w:tc>
-        <w:tc>
-          <w:tcPr/>
-          <w:p>
-            <w:pPr>
-              <w:pStyle w:val="Compact"/>
-              <w:jc w:val="left"/>
-            </w:pPr>
-            <w:r>
-              <w:t xml:space="preserve">Расчёт + партнёры</w:t>
-            </w:r>
-          </w:p>
-        </w:tc>
-      </w:tr>
-      <w:tr>
-        <w:tc>
-          <w:tcPr/>
-          <w:p>
-            <w:pPr>
-              <w:pStyle w:val="Compact"/>
-              <w:jc w:val="left"/>
-            </w:pPr>
-            <w:r>
-              <w:t xml:space="preserve">PDF</w:t>
-            </w:r>
-          </w:p>
-        </w:tc>
-        <w:tc>
-          <w:tcPr/>
-          <w:p>
-            <w:pPr>
-              <w:pStyle w:val="Compact"/>
-              <w:jc w:val="left"/>
-            </w:pPr>
-            <w:r>
-              <w:t xml:space="preserve">Нет</w:t>
-            </w:r>
-          </w:p>
-        </w:tc>
-        <w:tc>
-          <w:tcPr/>
-          <w:p>
-            <w:pPr>
-              <w:pStyle w:val="Compact"/>
-              <w:jc w:val="left"/>
-            </w:pPr>
-            <w:r>
-              <w:t xml:space="preserve">Автоматическое КП</w:t>
-            </w:r>
-          </w:p>
-        </w:tc>
-      </w:tr>
-      <w:tr>
-        <w:tc>
-          <w:tcPr/>
-          <w:p>
-            <w:pPr>
-              <w:pStyle w:val="Compact"/>
-              <w:jc w:val="left"/>
-            </w:pPr>
-            <w:r>
-              <w:t xml:space="preserve">Бюджет</w:t>
-            </w:r>
-          </w:p>
-        </w:tc>
-        <w:tc>
-          <w:tcPr/>
-          <w:p>
-            <w:pPr>
-              <w:pStyle w:val="Compact"/>
-              <w:jc w:val="left"/>
-            </w:pPr>
-            <w:r>
-              <w:t xml:space="preserve">~0 ₽</w:t>
-            </w:r>
-          </w:p>
-        </w:tc>
-        <w:tc>
-          <w:tcPr/>
-          <w:p>
-            <w:pPr>
-              <w:pStyle w:val="Compact"/>
-              <w:jc w:val="left"/>
-            </w:pPr>
-            <w:r>
-              <w:t xml:space="preserve">1.0–1.5 млн ₽</w:t>
-            </w:r>
-          </w:p>
-        </w:tc>
-      </w:tr>
-      <w:tr>
-        <w:tc>
-          <w:tcPr/>
-          <w:p>
-            <w:pPr>
-              <w:pStyle w:val="Compact"/>
-              <w:jc w:val="left"/>
-            </w:pPr>
-            <w:r>
-              <w:t xml:space="preserve">Срок</w:t>
-            </w:r>
-          </w:p>
-        </w:tc>
-        <w:tc>
-          <w:tcPr/>
-          <w:p>
-            <w:pPr>
-              <w:pStyle w:val="Compact"/>
-              <w:jc w:val="left"/>
-            </w:pPr>
-            <w:r>
-              <w:t xml:space="preserve">3–4 недели</w:t>
-            </w:r>
-          </w:p>
-        </w:tc>
-        <w:tc>
-          <w:tcPr/>
-          <w:p>
-            <w:pPr>
-              <w:pStyle w:val="Compact"/>
-              <w:jc w:val="left"/>
-            </w:pPr>
-            <w:r>
-              <w:t xml:space="preserve">3.5–4 месяца</w:t>
-            </w:r>
-          </w:p>
-        </w:tc>
-      </w:tr>
-    </w:tbl>
     <w:p>
       <w:r>
         <w:pict>
@@ -2828,20 +2346,8 @@
         </w:pict>
       </w:r>
     </w:p>
-    <w:p>
-      <w:pPr>
-        <w:pStyle w:val="FirstParagraph"/>
-      </w:pPr>
-      <w:r>
-        <w:rPr>
-          <w:iCs/>
-          <w:i/>
-        </w:rPr>
-        <w:t xml:space="preserve">Документ подготовлен: 1 июля 2026, Ванюша 👺</w:t>
-      </w:r>
-    </w:p>
+    <w:bookmarkEnd w:id="30"/>
     <w:bookmarkEnd w:id="31"/>
-    <w:bookmarkEnd w:id="32"/>
     <w:sectPr/>
   </w:body>
 </w:document>

--- a/PLAN-3D-CONFIGURATOR.docx
+++ b/PLAN-3D-CONFIGURATOR.docx
@@ -2,7 +2,7 @@
 <file path=word/document.xml><?xml version="1.0" encoding="utf-8"?>
 <w:document xmlns:w="http://schemas.openxmlformats.org/wordprocessingml/2006/main" xmlns:m="http://schemas.openxmlformats.org/officeDocument/2006/math" xmlns:r="http://schemas.openxmlformats.org/officeDocument/2006/relationships" xmlns:o="urn:schemas-microsoft-com:office:office" xmlns:v="urn:schemas-microsoft-com:vml" xmlns:w10="urn:schemas-microsoft-com:office:word" xmlns:a="http://schemas.openxmlformats.org/drawingml/2006/main" xmlns:pic="http://schemas.openxmlformats.org/drawingml/2006/picture" xmlns:wp="http://schemas.openxmlformats.org/drawingml/2006/wordprocessingDrawing">
   <w:body>
-    <w:bookmarkStart w:id="31" w:name="план-реализации-3d-конфигуратора-зданий"/>
+    <w:bookmarkStart w:id="30" w:name="план-реализации-3d-конфигуратора-зданий"/>
     <w:p>
       <w:pPr>
         <w:pStyle w:val="Heading1"/>
@@ -333,7 +333,7 @@
       </w:r>
     </w:p>
     <w:bookmarkEnd w:id="20"/>
-    <w:bookmarkStart w:id="22" w:name="бюджет-заказная-разработка"/>
+    <w:bookmarkStart w:id="21" w:name="бюджет-заказная-разработка"/>
     <w:p>
       <w:pPr>
         <w:pStyle w:val="Heading2"/>
@@ -717,13 +717,1075 @@
         </w:tc>
       </w:tr>
     </w:tbl>
-    <w:bookmarkStart w:id="21" w:name="альтернативные-сценарии"/>
+    <w:p>
+      <w:r>
+        <w:pict>
+          <v:rect style="width:0;height:1.5pt" o:hralign="center" o:hrstd="t" o:hr="t"/>
+        </w:pict>
+      </w:r>
+    </w:p>
+    <w:bookmarkEnd w:id="21"/>
+    <w:bookmarkStart w:id="27" w:name="план-реализации-14-недель"/>
+    <w:p>
+      <w:pPr>
+        <w:pStyle w:val="Heading2"/>
+      </w:pPr>
+      <w:r>
+        <w:t xml:space="preserve">📅 План реализации (14 недель)</w:t>
+      </w:r>
+    </w:p>
+    <w:bookmarkStart w:id="22" w:name="этап-1-3d-ядро-недели-15"/>
     <w:p>
       <w:pPr>
         <w:pStyle w:val="Heading3"/>
       </w:pPr>
       <w:r>
-        <w:t xml:space="preserve">Альтернативные сценарии</w:t>
+        <w:t xml:space="preserve">Этап 1: 3D-ядро — недели 1–5</w:t>
+      </w:r>
+    </w:p>
+    <w:p>
+      <w:pPr>
+        <w:pStyle w:val="SourceCode"/>
+      </w:pPr>
+      <w:r>
+        <w:rPr>
+          <w:rStyle w:val="VerbatimChar"/>
+        </w:rPr>
+        <w:t xml:space="preserve">Неделя 1–2: Архитектура и прототип</w:t>
+      </w:r>
+      <w:r>
+        <w:br/>
+      </w:r>
+      <w:r>
+        <w:rPr>
+          <w:rStyle w:val="VerbatimChar"/>
+        </w:rPr>
+        <w:t xml:space="preserve">- Выбор стека: Three.js + React Three Fiber</w:t>
+      </w:r>
+      <w:r>
+        <w:br/>
+      </w:r>
+      <w:r>
+        <w:rPr>
+          <w:rStyle w:val="VerbatimChar"/>
+        </w:rPr>
+        <w:t xml:space="preserve">- Подготовка GLTF/GLB моделей для каждой серии каркаса</w:t>
+      </w:r>
+      <w:r>
+        <w:br/>
+      </w:r>
+      <w:r>
+        <w:rPr>
+          <w:rStyle w:val="VerbatimChar"/>
+        </w:rPr>
+        <w:t xml:space="preserve">- Базовый рендеринг: стены, крыша, пол</w:t>
+      </w:r>
+      <w:r>
+        <w:br/>
+      </w:r>
+      <w:r>
+        <w:rPr>
+          <w:rStyle w:val="VerbatimChar"/>
+        </w:rPr>
+        <w:t xml:space="preserve">- Орбитальное управление камерой (rotate, zoom, pan)</w:t>
+      </w:r>
+      <w:r>
+        <w:br/>
+      </w:r>
+      <w:r>
+        <w:br/>
+      </w:r>
+      <w:r>
+        <w:rPr>
+          <w:rStyle w:val="VerbatimChar"/>
+        </w:rPr>
+        <w:t xml:space="preserve">Неделя 3–4: Каркас и элементы</w:t>
+      </w:r>
+      <w:r>
+        <w:br/>
+      </w:r>
+      <w:r>
+        <w:rPr>
+          <w:rStyle w:val="VerbatimChar"/>
+        </w:rPr>
+        <w:t xml:space="preserve">- Отрисовка колонн, ферм, прогонов, связей по серии каркаса</w:t>
+      </w:r>
+      <w:r>
+        <w:br/>
+      </w:r>
+      <w:r>
+        <w:rPr>
+          <w:rStyle w:val="VerbatimChar"/>
+        </w:rPr>
+        <w:t xml:space="preserve">- Переключение между 5 сериями в реальном времени</w:t>
+      </w:r>
+      <w:r>
+        <w:br/>
+      </w:r>
+      <w:r>
+        <w:rPr>
+          <w:rStyle w:val="VerbatimChar"/>
+        </w:rPr>
+        <w:t xml:space="preserve">- Подсветка элементов, легенда</w:t>
+      </w:r>
+      <w:r>
+        <w:br/>
+      </w:r>
+      <w:r>
+        <w:br/>
+      </w:r>
+      <w:r>
+        <w:rPr>
+          <w:rStyle w:val="VerbatimChar"/>
+        </w:rPr>
+        <w:t xml:space="preserve">Неделя 5: Материалы и цвета</w:t>
+      </w:r>
+      <w:r>
+        <w:br/>
+      </w:r>
+      <w:r>
+        <w:rPr>
+          <w:rStyle w:val="VerbatimChar"/>
+        </w:rPr>
+        <w:t xml:space="preserve">- Текстуры сэндвич-панелей (горизонтальная/вертикальная раскладка)</w:t>
+      </w:r>
+      <w:r>
+        <w:br/>
+      </w:r>
+      <w:r>
+        <w:rPr>
+          <w:rStyle w:val="VerbatimChar"/>
+        </w:rPr>
+        <w:t xml:space="preserve">- 18 цветов RAL — запекание в текстуру</w:t>
+      </w:r>
+      <w:r>
+        <w:br/>
+      </w:r>
+      <w:r>
+        <w:rPr>
+          <w:rStyle w:val="VerbatimChar"/>
+        </w:rPr>
+        <w:t xml:space="preserve">- Профлист, мембранная кровля</w:t>
+      </w:r>
+    </w:p>
+    <w:bookmarkEnd w:id="22"/>
+    <w:bookmarkStart w:id="23" w:name="X10b0618323e07deb0d281d7e206b23bcab44dad"/>
+    <w:p>
+      <w:pPr>
+        <w:pStyle w:val="Heading3"/>
+      </w:pPr>
+      <w:r>
+        <w:t xml:space="preserve">Этап 2: Расчётный движок — недели 1–4 (параллельно с 3D)</w:t>
+      </w:r>
+    </w:p>
+    <w:p>
+      <w:pPr>
+        <w:pStyle w:val="SourceCode"/>
+      </w:pPr>
+      <w:r>
+        <w:rPr>
+          <w:rStyle w:val="VerbatimChar"/>
+        </w:rPr>
+        <w:t xml:space="preserve">Неделя 1–2: База данных и формулы</w:t>
+      </w:r>
+      <w:r>
+        <w:br/>
+      </w:r>
+      <w:r>
+        <w:rPr>
+          <w:rStyle w:val="VerbatimChar"/>
+        </w:rPr>
+        <w:t xml:space="preserve">- Сортамент металла (двутавр, швеллер, уголок, труба)</w:t>
+      </w:r>
+      <w:r>
+        <w:br/>
+      </w:r>
+      <w:r>
+        <w:rPr>
+          <w:rStyle w:val="VerbatimChar"/>
+        </w:rPr>
+        <w:t xml:space="preserve">- Таблицы нагрузок по СП 20.13330 (снег, ветер по районам)</w:t>
+      </w:r>
+      <w:r>
+        <w:br/>
+      </w:r>
+      <w:r>
+        <w:rPr>
+          <w:rStyle w:val="VerbatimChar"/>
+        </w:rPr>
+        <w:t xml:space="preserve">- Расчёт металлоёмкости по серии и габаритам</w:t>
+      </w:r>
+      <w:r>
+        <w:br/>
+      </w:r>
+      <w:r>
+        <w:br/>
+      </w:r>
+      <w:r>
+        <w:rPr>
+          <w:rStyle w:val="VerbatimChar"/>
+        </w:rPr>
+        <w:t xml:space="preserve">Неделя 3–4: Сложные расчёты</w:t>
+      </w:r>
+      <w:r>
+        <w:br/>
+      </w:r>
+      <w:r>
+        <w:rPr>
+          <w:rStyle w:val="VerbatimChar"/>
+        </w:rPr>
+        <w:t xml:space="preserve">- Крановые нагрузки (3.2/5/10т, 1 или 2 крана)</w:t>
+      </w:r>
+      <w:r>
+        <w:br/>
+      </w:r>
+      <w:r>
+        <w:rPr>
+          <w:rStyle w:val="VerbatimChar"/>
+        </w:rPr>
+        <w:t xml:space="preserve">- Подкрановые пути: балки, рельсы, упоры</w:t>
+      </w:r>
+      <w:r>
+        <w:br/>
+      </w:r>
+      <w:r>
+        <w:rPr>
+          <w:rStyle w:val="VerbatimChar"/>
+        </w:rPr>
+        <w:t xml:space="preserve">- Сейсмичность (по СП 14.13330)</w:t>
+      </w:r>
+      <w:r>
+        <w:br/>
+      </w:r>
+      <w:r>
+        <w:rPr>
+          <w:rStyle w:val="VerbatimChar"/>
+        </w:rPr>
+        <w:t xml:space="preserve">- Фундамент и ж/б плита пола (предварительный расчёт, точный — после геологии)</w:t>
+      </w:r>
+    </w:p>
+    <w:bookmarkEnd w:id="23"/>
+    <w:bookmarkStart w:id="24" w:name="этап-3-uiux-недели-58"/>
+    <w:p>
+      <w:pPr>
+        <w:pStyle w:val="Heading3"/>
+      </w:pPr>
+      <w:r>
+        <w:t xml:space="preserve">Этап 3: UI/UX — недели 5–8</w:t>
+      </w:r>
+    </w:p>
+    <w:p>
+      <w:pPr>
+        <w:pStyle w:val="SourceCode"/>
+      </w:pPr>
+      <w:r>
+        <w:rPr>
+          <w:rStyle w:val="VerbatimChar"/>
+        </w:rPr>
+        <w:t xml:space="preserve">Неделя 5–6: Визард (7 шагов)</w:t>
+      </w:r>
+      <w:r>
+        <w:br/>
+      </w:r>
+      <w:r>
+        <w:rPr>
+          <w:rStyle w:val="VerbatimChar"/>
+        </w:rPr>
+        <w:t xml:space="preserve">- Шаг 1: Назначение здания → выбор серии каркаса</w:t>
+      </w:r>
+      <w:r>
+        <w:br/>
+      </w:r>
+      <w:r>
+        <w:rPr>
+          <w:rStyle w:val="VerbatimChar"/>
+        </w:rPr>
+        <w:t xml:space="preserve">- Шаг 2: Габариты (Ш×Д×В, шаг 10 см, ползунки + поля ввода)</w:t>
+      </w:r>
+      <w:r>
+        <w:br/>
+      </w:r>
+      <w:r>
+        <w:rPr>
+          <w:rStyle w:val="VerbatimChar"/>
+        </w:rPr>
+        <w:t xml:space="preserve">- Шаг 3: Климатическая зона (город → снеговой/ветровой район)</w:t>
+      </w:r>
+      <w:r>
+        <w:br/>
+      </w:r>
+      <w:r>
+        <w:rPr>
+          <w:rStyle w:val="VerbatimChar"/>
+        </w:rPr>
+        <w:t xml:space="preserve">- Шаг 4: Стены и кровля (тип, толщина, цвет)</w:t>
+      </w:r>
+      <w:r>
+        <w:br/>
+      </w:r>
+      <w:r>
+        <w:br/>
+      </w:r>
+      <w:r>
+        <w:rPr>
+          <w:rStyle w:val="VerbatimChar"/>
+        </w:rPr>
+        <w:t xml:space="preserve">Неделя 7–8: Завершение визарда</w:t>
+      </w:r>
+      <w:r>
+        <w:br/>
+      </w:r>
+      <w:r>
+        <w:rPr>
+          <w:rStyle w:val="VerbatimChar"/>
+        </w:rPr>
+        <w:t xml:space="preserve">- Шаг 5: Краны и оборудование</w:t>
+      </w:r>
+      <w:r>
+        <w:br/>
+      </w:r>
+      <w:r>
+        <w:rPr>
+          <w:rStyle w:val="VerbatimChar"/>
+        </w:rPr>
+        <w:t xml:space="preserve">- Шаг 6: Окна, ворота, двери (drag-and-drop на 3D-модель)</w:t>
+      </w:r>
+      <w:r>
+        <w:br/>
+      </w:r>
+      <w:r>
+        <w:rPr>
+          <w:rStyle w:val="VerbatimChar"/>
+        </w:rPr>
+        <w:t xml:space="preserve">- Шаг 7: СМР и контакты для КП</w:t>
+      </w:r>
+      <w:r>
+        <w:br/>
+      </w:r>
+      <w:r>
+        <w:rPr>
+          <w:rStyle w:val="VerbatimChar"/>
+        </w:rPr>
+        <w:t xml:space="preserve">- Адаптивная вёрстка (десктоп + планшет, мобильная версия с оптимизированным 3D)</w:t>
+      </w:r>
+    </w:p>
+    <w:bookmarkEnd w:id="24"/>
+    <w:bookmarkStart w:id="25" w:name="этап-4-интеграции-недели-910"/>
+    <w:p>
+      <w:pPr>
+        <w:pStyle w:val="Heading3"/>
+      </w:pPr>
+      <w:r>
+        <w:t xml:space="preserve">Этап 4: Интеграции — недели 9–10</w:t>
+      </w:r>
+    </w:p>
+    <w:p>
+      <w:pPr>
+        <w:pStyle w:val="SourceCode"/>
+      </w:pPr>
+      <w:r>
+        <w:rPr>
+          <w:rStyle w:val="VerbatimChar"/>
+        </w:rPr>
+        <w:t xml:space="preserve">Неделя 9: PDF и КП</w:t>
+      </w:r>
+      <w:r>
+        <w:br/>
+      </w:r>
+      <w:r>
+        <w:rPr>
+          <w:rStyle w:val="VerbatimChar"/>
+        </w:rPr>
+        <w:t xml:space="preserve">- Puppeteer/Playwright → рендер страницы в PDF</w:t>
+      </w:r>
+      <w:r>
+        <w:br/>
+      </w:r>
+      <w:r>
+        <w:rPr>
+          <w:rStyle w:val="VerbatimChar"/>
+        </w:rPr>
+        <w:t xml:space="preserve">- Шаблон КП с логотипом, ценами, 3D-рендером, спецификацией</w:t>
+      </w:r>
+      <w:r>
+        <w:br/>
+      </w:r>
+      <w:r>
+        <w:rPr>
+          <w:rStyle w:val="VerbatimChar"/>
+        </w:rPr>
+        <w:t xml:space="preserve">- Отправка на email</w:t>
+      </w:r>
+      <w:r>
+        <w:br/>
+      </w:r>
+      <w:r>
+        <w:br/>
+      </w:r>
+      <w:r>
+        <w:rPr>
+          <w:rStyle w:val="VerbatimChar"/>
+        </w:rPr>
+        <w:t xml:space="preserve">Неделя 10: CRM</w:t>
+      </w:r>
+      <w:r>
+        <w:br/>
+      </w:r>
+      <w:r>
+        <w:rPr>
+          <w:rStyle w:val="VerbatimChar"/>
+        </w:rPr>
+        <w:t xml:space="preserve">- Вебхук в CRM (amoCRM / Битрикс24 / своя)</w:t>
+      </w:r>
+      <w:r>
+        <w:br/>
+      </w:r>
+      <w:r>
+        <w:rPr>
+          <w:rStyle w:val="VerbatimChar"/>
+        </w:rPr>
+        <w:t xml:space="preserve">- Сохранение конфигурации (восстановление по ссылке)</w:t>
+      </w:r>
+      <w:r>
+        <w:br/>
+      </w:r>
+      <w:r>
+        <w:rPr>
+          <w:rStyle w:val="VerbatimChar"/>
+        </w:rPr>
+        <w:t xml:space="preserve">- История расчётов в личном кабинете</w:t>
+      </w:r>
+    </w:p>
+    <w:bookmarkEnd w:id="25"/>
+    <w:bookmarkStart w:id="26" w:name="этап-5-тестирование-и-запуск-недели-1114"/>
+    <w:p>
+      <w:pPr>
+        <w:pStyle w:val="Heading3"/>
+      </w:pPr>
+      <w:r>
+        <w:t xml:space="preserve">Этап 5: Тестирование и запуск — недели 11–14</w:t>
+      </w:r>
+    </w:p>
+    <w:p>
+      <w:pPr>
+        <w:pStyle w:val="SourceCode"/>
+      </w:pPr>
+      <w:r>
+        <w:rPr>
+          <w:rStyle w:val="VerbatimChar"/>
+        </w:rPr>
+        <w:t xml:space="preserve">Неделя 11: Функциональное тестирование</w:t>
+      </w:r>
+      <w:r>
+        <w:br/>
+      </w:r>
+      <w:r>
+        <w:rPr>
+          <w:rStyle w:val="VerbatimChar"/>
+        </w:rPr>
+        <w:t xml:space="preserve">- Все комбинации: 5 серий × габариты × климат × краны × цвета</w:t>
+      </w:r>
+      <w:r>
+        <w:br/>
+      </w:r>
+      <w:r>
+        <w:rPr>
+          <w:rStyle w:val="VerbatimChar"/>
+        </w:rPr>
+        <w:t xml:space="preserve">- Граничные значения (мин/макс габариты для каждой серии)</w:t>
+      </w:r>
+      <w:r>
+        <w:br/>
+      </w:r>
+      <w:r>
+        <w:rPr>
+          <w:rStyle w:val="VerbatimChar"/>
+        </w:rPr>
+        <w:t xml:space="preserve">- Валидация цен с инженерным Excel</w:t>
+      </w:r>
+      <w:r>
+        <w:br/>
+      </w:r>
+      <w:r>
+        <w:br/>
+      </w:r>
+      <w:r>
+        <w:rPr>
+          <w:rStyle w:val="VerbatimChar"/>
+        </w:rPr>
+        <w:t xml:space="preserve">Неделя 12: Производительность и мобильные</w:t>
+      </w:r>
+      <w:r>
+        <w:br/>
+      </w:r>
+      <w:r>
+        <w:rPr>
+          <w:rStyle w:val="VerbatimChar"/>
+        </w:rPr>
+        <w:t xml:space="preserve">- Оптимизация 3D (LOD, frustum culling, сжатие текстур)</w:t>
+      </w:r>
+      <w:r>
+        <w:br/>
+      </w:r>
+      <w:r>
+        <w:rPr>
+          <w:rStyle w:val="VerbatimChar"/>
+        </w:rPr>
+        <w:t xml:space="preserve">- Мобильная версия (оптимизированная 3D или статичные ракурсы)</w:t>
+      </w:r>
+      <w:r>
+        <w:br/>
+      </w:r>
+      <w:r>
+        <w:rPr>
+          <w:rStyle w:val="VerbatimChar"/>
+        </w:rPr>
+        <w:t xml:space="preserve">- Lighthouse: Target &gt; 60 FPS на среднем десктопе</w:t>
+      </w:r>
+      <w:r>
+        <w:br/>
+      </w:r>
+      <w:r>
+        <w:br/>
+      </w:r>
+      <w:r>
+        <w:rPr>
+          <w:rStyle w:val="VerbatimChar"/>
+        </w:rPr>
+        <w:t xml:space="preserve">Неделя 13: UAT и правки</w:t>
+      </w:r>
+      <w:r>
+        <w:br/>
+      </w:r>
+      <w:r>
+        <w:rPr>
+          <w:rStyle w:val="VerbatimChar"/>
+        </w:rPr>
+        <w:t xml:space="preserve">- Тестирование с реальными менеджерами</w:t>
+      </w:r>
+      <w:r>
+        <w:br/>
+      </w:r>
+      <w:r>
+        <w:rPr>
+          <w:rStyle w:val="VerbatimChar"/>
+        </w:rPr>
+        <w:t xml:space="preserve">- Сбор обратной связи, правки UI</w:t>
+      </w:r>
+      <w:r>
+        <w:br/>
+      </w:r>
+      <w:r>
+        <w:rPr>
+          <w:rStyle w:val="VerbatimChar"/>
+        </w:rPr>
+        <w:t xml:space="preserve">- A/B-тест старой и новой страницы калькулятора</w:t>
+      </w:r>
+      <w:r>
+        <w:br/>
+      </w:r>
+      <w:r>
+        <w:br/>
+      </w:r>
+      <w:r>
+        <w:rPr>
+          <w:rStyle w:val="VerbatimChar"/>
+        </w:rPr>
+        <w:t xml:space="preserve">Неделя 14: Запуск</w:t>
+      </w:r>
+      <w:r>
+        <w:br/>
+      </w:r>
+      <w:r>
+        <w:rPr>
+          <w:rStyle w:val="VerbatimChar"/>
+        </w:rPr>
+        <w:t xml:space="preserve">- Деплой на прод</w:t>
+      </w:r>
+      <w:r>
+        <w:br/>
+      </w:r>
+      <w:r>
+        <w:rPr>
+          <w:rStyle w:val="VerbatimChar"/>
+        </w:rPr>
+        <w:t xml:space="preserve">- Обучение менеджеров</w:t>
+      </w:r>
+      <w:r>
+        <w:br/>
+      </w:r>
+      <w:r>
+        <w:rPr>
+          <w:rStyle w:val="VerbatimChar"/>
+        </w:rPr>
+        <w:t xml:space="preserve">- Мониторинг ошибок (Sentry)</w:t>
+      </w:r>
+    </w:p>
+    <w:p>
+      <w:r>
+        <w:pict>
+          <v:rect style="width:0;height:1.5pt" o:hralign="center" o:hrstd="t" o:hr="t"/>
+        </w:pict>
+      </w:r>
+    </w:p>
+    <w:bookmarkEnd w:id="26"/>
+    <w:bookmarkEnd w:id="27"/>
+    <w:bookmarkStart w:id="28" w:name="технический-стек-референс"/>
+    <w:p>
+      <w:pPr>
+        <w:pStyle w:val="Heading2"/>
+      </w:pPr>
+      <w:r>
+        <w:t xml:space="preserve">🧱 Технический стек (референс)</w:t>
+      </w:r>
+    </w:p>
+    <w:tbl>
+      <w:tblPr>
+        <w:tblStyle w:val="Table"/>
+        <w:tblW w:type="pct" w:w="5000"/>
+        <w:tblLook w:firstRow="1" w:lastRow="0" w:firstColumn="0" w:lastColumn="0" w:noHBand="0" w:noVBand="0" w:val="0020"/>
+        <w:jc w:val="start"/>
+      </w:tblPr>
+      <w:tblGrid>
+        <w:gridCol w:w="2640"/>
+        <w:gridCol w:w="2640"/>
+        <w:gridCol w:w="2640"/>
+      </w:tblGrid>
+      <w:tr>
+        <w:trPr>
+          <w:tblHeader w:val="true"/>
+        </w:trPr>
+        <w:tc>
+          <w:tcPr/>
+          <w:p>
+            <w:pPr>
+              <w:pStyle w:val="Compact"/>
+              <w:jc w:val="left"/>
+            </w:pPr>
+            <w:r>
+              <w:t xml:space="preserve">Слой</w:t>
+            </w:r>
+          </w:p>
+        </w:tc>
+        <w:tc>
+          <w:tcPr/>
+          <w:p>
+            <w:pPr>
+              <w:pStyle w:val="Compact"/>
+              <w:jc w:val="left"/>
+            </w:pPr>
+            <w:r>
+              <w:t xml:space="preserve">Технология</w:t>
+            </w:r>
+          </w:p>
+        </w:tc>
+        <w:tc>
+          <w:tcPr/>
+          <w:p>
+            <w:pPr>
+              <w:pStyle w:val="Compact"/>
+              <w:jc w:val="left"/>
+            </w:pPr>
+            <w:r>
+              <w:t xml:space="preserve">Назначение</w:t>
+            </w:r>
+          </w:p>
+        </w:tc>
+      </w:tr>
+      <w:tr>
+        <w:tc>
+          <w:tcPr/>
+          <w:p>
+            <w:pPr>
+              <w:pStyle w:val="Compact"/>
+              <w:jc w:val="left"/>
+            </w:pPr>
+            <w:r>
+              <w:rPr>
+                <w:bCs/>
+                <w:b/>
+              </w:rPr>
+              <w:t xml:space="preserve">Фронтенд</w:t>
+            </w:r>
+          </w:p>
+        </w:tc>
+        <w:tc>
+          <w:tcPr/>
+          <w:p>
+            <w:pPr>
+              <w:pStyle w:val="Compact"/>
+              <w:jc w:val="left"/>
+            </w:pPr>
+            <w:r>
+              <w:t xml:space="preserve">React 18+ / Next.js</w:t>
+            </w:r>
+          </w:p>
+        </w:tc>
+        <w:tc>
+          <w:tcPr/>
+          <w:p>
+            <w:pPr>
+              <w:pStyle w:val="Compact"/>
+              <w:jc w:val="left"/>
+            </w:pPr>
+            <w:r>
+              <w:t xml:space="preserve">SPA с серверным рендерингом для SEO</w:t>
+            </w:r>
+          </w:p>
+        </w:tc>
+      </w:tr>
+      <w:tr>
+        <w:tc>
+          <w:tcPr/>
+          <w:p>
+            <w:pPr>
+              <w:pStyle w:val="Compact"/>
+              <w:jc w:val="left"/>
+            </w:pPr>
+            <w:r>
+              <w:rPr>
+                <w:bCs/>
+                <w:b/>
+              </w:rPr>
+              <w:t xml:space="preserve">3D</w:t>
+            </w:r>
+          </w:p>
+        </w:tc>
+        <w:tc>
+          <w:tcPr/>
+          <w:p>
+            <w:pPr>
+              <w:pStyle w:val="Compact"/>
+              <w:jc w:val="left"/>
+            </w:pPr>
+            <w:r>
+              <w:t xml:space="preserve">Three.js + React Three Fiber</w:t>
+            </w:r>
+          </w:p>
+        </w:tc>
+        <w:tc>
+          <w:tcPr/>
+          <w:p>
+            <w:pPr>
+              <w:pStyle w:val="Compact"/>
+              <w:jc w:val="left"/>
+            </w:pPr>
+            <w:r>
+              <w:t xml:space="preserve">3D-визуализация каркаса</w:t>
+            </w:r>
+          </w:p>
+        </w:tc>
+      </w:tr>
+      <w:tr>
+        <w:tc>
+          <w:tcPr/>
+          <w:p>
+            <w:pPr>
+              <w:pStyle w:val="Compact"/>
+              <w:jc w:val="left"/>
+            </w:pPr>
+            <w:r>
+              <w:rPr>
+                <w:bCs/>
+                <w:b/>
+              </w:rPr>
+              <w:t xml:space="preserve">Модели</w:t>
+            </w:r>
+          </w:p>
+        </w:tc>
+        <w:tc>
+          <w:tcPr/>
+          <w:p>
+            <w:pPr>
+              <w:pStyle w:val="Compact"/>
+              <w:jc w:val="left"/>
+            </w:pPr>
+            <w:r>
+              <w:t xml:space="preserve">GLTF/GLB (Blender → экспорт)</w:t>
+            </w:r>
+          </w:p>
+        </w:tc>
+        <w:tc>
+          <w:tcPr/>
+          <w:p>
+            <w:pPr>
+              <w:pStyle w:val="Compact"/>
+              <w:jc w:val="left"/>
+            </w:pPr>
+            <w:r>
+              <w:t xml:space="preserve">5 серий каркасов</w:t>
+            </w:r>
+          </w:p>
+        </w:tc>
+      </w:tr>
+      <w:tr>
+        <w:tc>
+          <w:tcPr/>
+          <w:p>
+            <w:pPr>
+              <w:pStyle w:val="Compact"/>
+              <w:jc w:val="left"/>
+            </w:pPr>
+            <w:r>
+              <w:rPr>
+                <w:bCs/>
+                <w:b/>
+              </w:rPr>
+              <w:t xml:space="preserve">Расчёты</w:t>
+            </w:r>
+          </w:p>
+        </w:tc>
+        <w:tc>
+          <w:tcPr/>
+          <w:p>
+            <w:pPr>
+              <w:pStyle w:val="Compact"/>
+              <w:jc w:val="left"/>
+            </w:pPr>
+            <w:r>
+              <w:t xml:space="preserve">Node.js / Python (FastAPI)</w:t>
+            </w:r>
+          </w:p>
+        </w:tc>
+        <w:tc>
+          <w:tcPr/>
+          <w:p>
+            <w:pPr>
+              <w:pStyle w:val="Compact"/>
+              <w:jc w:val="left"/>
+            </w:pPr>
+            <w:r>
+              <w:t xml:space="preserve">Серверный API расчёта нагрузок</w:t>
+            </w:r>
+          </w:p>
+        </w:tc>
+      </w:tr>
+      <w:tr>
+        <w:tc>
+          <w:tcPr/>
+          <w:p>
+            <w:pPr>
+              <w:pStyle w:val="Compact"/>
+              <w:jc w:val="left"/>
+            </w:pPr>
+            <w:r>
+              <w:rPr>
+                <w:bCs/>
+                <w:b/>
+              </w:rPr>
+              <w:t xml:space="preserve">База данных</w:t>
+            </w:r>
+          </w:p>
+        </w:tc>
+        <w:tc>
+          <w:tcPr/>
+          <w:p>
+            <w:pPr>
+              <w:pStyle w:val="Compact"/>
+              <w:jc w:val="left"/>
+            </w:pPr>
+            <w:r>
+              <w:t xml:space="preserve">PostgreSQL</w:t>
+            </w:r>
+          </w:p>
+        </w:tc>
+        <w:tc>
+          <w:tcPr/>
+          <w:p>
+            <w:pPr>
+              <w:pStyle w:val="Compact"/>
+              <w:jc w:val="left"/>
+            </w:pPr>
+            <w:r>
+              <w:t xml:space="preserve">Сортамент, цены, климатические зоны</w:t>
+            </w:r>
+          </w:p>
+        </w:tc>
+      </w:tr>
+      <w:tr>
+        <w:tc>
+          <w:tcPr/>
+          <w:p>
+            <w:pPr>
+              <w:pStyle w:val="Compact"/>
+              <w:jc w:val="left"/>
+            </w:pPr>
+            <w:r>
+              <w:rPr>
+                <w:bCs/>
+                <w:b/>
+              </w:rPr>
+              <w:t xml:space="preserve">Кэш</w:t>
+            </w:r>
+          </w:p>
+        </w:tc>
+        <w:tc>
+          <w:tcPr/>
+          <w:p>
+            <w:pPr>
+              <w:pStyle w:val="Compact"/>
+              <w:jc w:val="left"/>
+            </w:pPr>
+            <w:r>
+              <w:t xml:space="preserve">Redis</w:t>
+            </w:r>
+          </w:p>
+        </w:tc>
+        <w:tc>
+          <w:tcPr/>
+          <w:p>
+            <w:pPr>
+              <w:pStyle w:val="Compact"/>
+              <w:jc w:val="left"/>
+            </w:pPr>
+            <w:r>
+              <w:t xml:space="preserve">Кэширование расчётов</w:t>
+            </w:r>
+          </w:p>
+        </w:tc>
+      </w:tr>
+      <w:tr>
+        <w:tc>
+          <w:tcPr/>
+          <w:p>
+            <w:pPr>
+              <w:pStyle w:val="Compact"/>
+              <w:jc w:val="left"/>
+            </w:pPr>
+            <w:r>
+              <w:rPr>
+                <w:bCs/>
+                <w:b/>
+              </w:rPr>
+              <w:t xml:space="preserve">PDF</w:t>
+            </w:r>
+          </w:p>
+        </w:tc>
+        <w:tc>
+          <w:tcPr/>
+          <w:p>
+            <w:pPr>
+              <w:pStyle w:val="Compact"/>
+              <w:jc w:val="left"/>
+            </w:pPr>
+            <w:r>
+              <w:t xml:space="preserve">Puppeteer / Playwright</w:t>
+            </w:r>
+          </w:p>
+        </w:tc>
+        <w:tc>
+          <w:tcPr/>
+          <w:p>
+            <w:pPr>
+              <w:pStyle w:val="Compact"/>
+              <w:jc w:val="left"/>
+            </w:pPr>
+            <w:r>
+              <w:t xml:space="preserve">Генерация КП</w:t>
+            </w:r>
+          </w:p>
+        </w:tc>
+      </w:tr>
+      <w:tr>
+        <w:tc>
+          <w:tcPr/>
+          <w:p>
+            <w:pPr>
+              <w:pStyle w:val="Compact"/>
+              <w:jc w:val="left"/>
+            </w:pPr>
+            <w:r>
+              <w:rPr>
+                <w:bCs/>
+                <w:b/>
+              </w:rPr>
+              <w:t xml:space="preserve">CRM</w:t>
+            </w:r>
+          </w:p>
+        </w:tc>
+        <w:tc>
+          <w:tcPr/>
+          <w:p>
+            <w:pPr>
+              <w:pStyle w:val="Compact"/>
+              <w:jc w:val="left"/>
+            </w:pPr>
+            <w:r>
+              <w:t xml:space="preserve">Webhook → amoCRM / Bitrix24</w:t>
+            </w:r>
+          </w:p>
+        </w:tc>
+        <w:tc>
+          <w:tcPr/>
+          <w:p>
+            <w:pPr>
+              <w:pStyle w:val="Compact"/>
+              <w:jc w:val="left"/>
+            </w:pPr>
+            <w:r>
+              <w:t xml:space="preserve">Передача лидов</w:t>
+            </w:r>
+          </w:p>
+        </w:tc>
+      </w:tr>
+      <w:tr>
+        <w:tc>
+          <w:tcPr/>
+          <w:p>
+            <w:pPr>
+              <w:pStyle w:val="Compact"/>
+              <w:jc w:val="left"/>
+            </w:pPr>
+            <w:r>
+              <w:rPr>
+                <w:bCs/>
+                <w:b/>
+              </w:rPr>
+              <w:t xml:space="preserve">Хостинг</w:t>
+            </w:r>
+          </w:p>
+        </w:tc>
+        <w:tc>
+          <w:tcPr/>
+          <w:p>
+            <w:pPr>
+              <w:pStyle w:val="Compact"/>
+              <w:jc w:val="left"/>
+            </w:pPr>
+            <w:r>
+              <w:t xml:space="preserve">VPS (4 GB RAM, 2 vCPU)</w:t>
+            </w:r>
+          </w:p>
+        </w:tc>
+        <w:tc>
+          <w:tcPr/>
+          <w:p>
+            <w:pPr>
+              <w:pStyle w:val="Compact"/>
+              <w:jc w:val="left"/>
+            </w:pPr>
+            <w:r>
+              <w:t xml:space="preserve">Сервер расчётов + статика на CDN</w:t>
+            </w:r>
+          </w:p>
+        </w:tc>
+      </w:tr>
+    </w:tbl>
+    <w:p>
+      <w:r>
+        <w:pict>
+          <v:rect style="width:0;height:1.5pt" o:hralign="center" o:hrstd="t" o:hr="t"/>
+        </w:pict>
+      </w:r>
+    </w:p>
+    <w:bookmarkEnd w:id="28"/>
+    <w:bookmarkStart w:id="29" w:name="риски"/>
+    <w:p>
+      <w:pPr>
+        <w:pStyle w:val="Heading2"/>
+      </w:pPr>
+      <w:r>
+        <w:t xml:space="preserve">⚠️ Риски</w:t>
       </w:r>
     </w:p>
     <w:tbl>
@@ -751,43 +1813,43 @@
               <w:jc w:val="left"/>
             </w:pPr>
             <w:r>
-              <w:t xml:space="preserve">Исполнитель</w:t>
-            </w:r>
-          </w:p>
-        </w:tc>
-        <w:tc>
-          <w:tcPr/>
-          <w:p>
-            <w:pPr>
-              <w:pStyle w:val="Compact"/>
-              <w:jc w:val="left"/>
-            </w:pPr>
-            <w:r>
-              <w:t xml:space="preserve">Срок</w:t>
-            </w:r>
-          </w:p>
-        </w:tc>
-        <w:tc>
-          <w:tcPr/>
-          <w:p>
-            <w:pPr>
-              <w:pStyle w:val="Compact"/>
-              <w:jc w:val="left"/>
-            </w:pPr>
-            <w:r>
-              <w:t xml:space="preserve">Бюджет</w:t>
-            </w:r>
-          </w:p>
-        </w:tc>
-        <w:tc>
-          <w:tcPr/>
-          <w:p>
-            <w:pPr>
-              <w:pStyle w:val="Compact"/>
-              <w:jc w:val="left"/>
-            </w:pPr>
-            <w:r>
-              <w:t xml:space="preserve">Качество</w:t>
+              <w:t xml:space="preserve">Риск</w:t>
+            </w:r>
+          </w:p>
+        </w:tc>
+        <w:tc>
+          <w:tcPr/>
+          <w:p>
+            <w:pPr>
+              <w:pStyle w:val="Compact"/>
+              <w:jc w:val="left"/>
+            </w:pPr>
+            <w:r>
+              <w:t xml:space="preserve">Вероятность</w:t>
+            </w:r>
+          </w:p>
+        </w:tc>
+        <w:tc>
+          <w:tcPr/>
+          <w:p>
+            <w:pPr>
+              <w:pStyle w:val="Compact"/>
+              <w:jc w:val="left"/>
+            </w:pPr>
+            <w:r>
+              <w:t xml:space="preserve">Влияние</w:t>
+            </w:r>
+          </w:p>
+        </w:tc>
+        <w:tc>
+          <w:tcPr/>
+          <w:p>
+            <w:pPr>
+              <w:pStyle w:val="Compact"/>
+              <w:jc w:val="left"/>
+            </w:pPr>
+            <w:r>
+              <w:t xml:space="preserve">Митигация</w:t>
             </w:r>
           </w:p>
         </w:tc>
@@ -801,43 +1863,43 @@
               <w:jc w:val="left"/>
             </w:pPr>
             <w:r>
-              <w:t xml:space="preserve">Студия (3–4 чел)</w:t>
-            </w:r>
-          </w:p>
-        </w:tc>
-        <w:tc>
-          <w:tcPr/>
-          <w:p>
-            <w:pPr>
-              <w:pStyle w:val="Compact"/>
-              <w:jc w:val="left"/>
-            </w:pPr>
-            <w:r>
-              <w:t xml:space="preserve">2–3 месяца</w:t>
-            </w:r>
-          </w:p>
-        </w:tc>
-        <w:tc>
-          <w:tcPr/>
-          <w:p>
-            <w:pPr>
-              <w:pStyle w:val="Compact"/>
-              <w:jc w:val="left"/>
-            </w:pPr>
-            <w:r>
-              <w:t xml:space="preserve">1.5–2.5 млн</w:t>
-            </w:r>
-          </w:p>
-        </w:tc>
-        <w:tc>
-          <w:tcPr/>
-          <w:p>
-            <w:pPr>
-              <w:pStyle w:val="Compact"/>
-              <w:jc w:val="left"/>
-            </w:pPr>
-            <w:r>
-              <w:t xml:space="preserve">Высокое</w:t>
+              <w:t xml:space="preserve">Расчётный движок не сходится с Excel</w:t>
+            </w:r>
+          </w:p>
+        </w:tc>
+        <w:tc>
+          <w:tcPr/>
+          <w:p>
+            <w:pPr>
+              <w:pStyle w:val="Compact"/>
+              <w:jc w:val="left"/>
+            </w:pPr>
+            <w:r>
+              <w:t xml:space="preserve">Высокая</w:t>
+            </w:r>
+          </w:p>
+        </w:tc>
+        <w:tc>
+          <w:tcPr/>
+          <w:p>
+            <w:pPr>
+              <w:pStyle w:val="Compact"/>
+              <w:jc w:val="left"/>
+            </w:pPr>
+            <w:r>
+              <w:t xml:space="preserve">Критичное</w:t>
+            </w:r>
+          </w:p>
+        </w:tc>
+        <w:tc>
+          <w:tcPr/>
+          <w:p>
+            <w:pPr>
+              <w:pStyle w:val="Compact"/>
+              <w:jc w:val="left"/>
+            </w:pPr>
+            <w:r>
+              <w:t xml:space="preserve">Поэтапная сверка, тестовый набор из 20+ конфигураций</w:t>
             </w:r>
           </w:p>
         </w:tc>
@@ -851,31 +1913,19 @@
               <w:jc w:val="left"/>
             </w:pPr>
             <w:r>
-              <w:t xml:space="preserve">Senior-фрилансер</w:t>
-            </w:r>
-          </w:p>
-        </w:tc>
-        <w:tc>
-          <w:tcPr/>
-          <w:p>
-            <w:pPr>
-              <w:pStyle w:val="Compact"/>
-              <w:jc w:val="left"/>
-            </w:pPr>
-            <w:r>
-              <w:t xml:space="preserve">3–4 месяца</w:t>
-            </w:r>
-          </w:p>
-        </w:tc>
-        <w:tc>
-          <w:tcPr/>
-          <w:p>
-            <w:pPr>
-              <w:pStyle w:val="Compact"/>
-              <w:jc w:val="left"/>
-            </w:pPr>
-            <w:r>
-              <w:t xml:space="preserve">1.0–1.5 млн</w:t>
+              <w:t xml:space="preserve">Производительность 3D на слабых ПК</w:t>
+            </w:r>
+          </w:p>
+        </w:tc>
+        <w:tc>
+          <w:tcPr/>
+          <w:p>
+            <w:pPr>
+              <w:pStyle w:val="Compact"/>
+              <w:jc w:val="left"/>
+            </w:pPr>
+            <w:r>
+              <w:t xml:space="preserve">Средняя</w:t>
             </w:r>
           </w:p>
         </w:tc>
@@ -888,6 +1938,18 @@
             </w:pPr>
             <w:r>
               <w:t xml:space="preserve">Высокое</w:t>
+            </w:r>
+          </w:p>
+        </w:tc>
+        <w:tc>
+          <w:tcPr/>
+          <w:p>
+            <w:pPr>
+              <w:pStyle w:val="Compact"/>
+              <w:jc w:val="left"/>
+            </w:pPr>
+            <w:r>
+              <w:t xml:space="preserve">LOD-модели, fallback на статичные рендеры</w:t>
             </w:r>
           </w:p>
         </w:tc>
@@ -901,31 +1963,19 @@
               <w:jc w:val="left"/>
             </w:pPr>
             <w:r>
-              <w:t xml:space="preserve">Middle + AI-инструменты</w:t>
-            </w:r>
-          </w:p>
-        </w:tc>
-        <w:tc>
-          <w:tcPr/>
-          <w:p>
-            <w:pPr>
-              <w:pStyle w:val="Compact"/>
-              <w:jc w:val="left"/>
-            </w:pPr>
-            <w:r>
-              <w:t xml:space="preserve">4–5 месяцев</w:t>
-            </w:r>
-          </w:p>
-        </w:tc>
-        <w:tc>
-          <w:tcPr/>
-          <w:p>
-            <w:pPr>
-              <w:pStyle w:val="Compact"/>
-              <w:jc w:val="left"/>
-            </w:pPr>
-            <w:r>
-              <w:t xml:space="preserve">500–800k</w:t>
+              <w:t xml:space="preserve">Сложность UI отпугивает клиентов</w:t>
+            </w:r>
+          </w:p>
+        </w:tc>
+        <w:tc>
+          <w:tcPr/>
+          <w:p>
+            <w:pPr>
+              <w:pStyle w:val="Compact"/>
+              <w:jc w:val="left"/>
+            </w:pPr>
+            <w:r>
+              <w:t xml:space="preserve">Средняя</w:t>
             </w:r>
           </w:p>
         </w:tc>
@@ -938,6 +1988,18 @@
             </w:pPr>
             <w:r>
               <w:t xml:space="preserve">Среднее</w:t>
+            </w:r>
+          </w:p>
+        </w:tc>
+        <w:tc>
+          <w:tcPr/>
+          <w:p>
+            <w:pPr>
+              <w:pStyle w:val="Compact"/>
+              <w:jc w:val="left"/>
+            </w:pPr>
+            <w:r>
+              <w:t xml:space="preserve">7 шагов вместо одного экрана, кнопка «Назад» везде</w:t>
             </w:r>
           </w:p>
         </w:tc>
@@ -951,43 +2013,43 @@
               <w:jc w:val="left"/>
             </w:pPr>
             <w:r>
-              <w:t xml:space="preserve">Своими руками + Windsurf/Cursor</w:t>
-            </w:r>
-          </w:p>
-        </w:tc>
-        <w:tc>
-          <w:tcPr/>
-          <w:p>
-            <w:pPr>
-              <w:pStyle w:val="Compact"/>
-              <w:jc w:val="left"/>
-            </w:pPr>
-            <w:r>
-              <w:t xml:space="preserve">3–4 месяца (full-time)</w:t>
-            </w:r>
-          </w:p>
-        </w:tc>
-        <w:tc>
-          <w:tcPr/>
-          <w:p>
-            <w:pPr>
-              <w:pStyle w:val="Compact"/>
-              <w:jc w:val="left"/>
-            </w:pPr>
-            <w:r>
-              <w:t xml:space="preserve">~0 ₽ (только ваше время)</w:t>
-            </w:r>
-          </w:p>
-        </w:tc>
-        <w:tc>
-          <w:tcPr/>
-          <w:p>
-            <w:pPr>
-              <w:pStyle w:val="Compact"/>
-              <w:jc w:val="left"/>
-            </w:pPr>
-            <w:r>
-              <w:t xml:space="preserve">Зависит от вас</w:t>
+              <w:t xml:space="preserve">Зависимость от BIM-моделей</w:t>
+            </w:r>
+          </w:p>
+        </w:tc>
+        <w:tc>
+          <w:tcPr/>
+          <w:p>
+            <w:pPr>
+              <w:pStyle w:val="Compact"/>
+              <w:jc w:val="left"/>
+            </w:pPr>
+            <w:r>
+              <w:t xml:space="preserve">Низкая</w:t>
+            </w:r>
+          </w:p>
+        </w:tc>
+        <w:tc>
+          <w:tcPr/>
+          <w:p>
+            <w:pPr>
+              <w:pStyle w:val="Compact"/>
+              <w:jc w:val="left"/>
+            </w:pPr>
+            <w:r>
+              <w:t xml:space="preserve">Высокое</w:t>
+            </w:r>
+          </w:p>
+        </w:tc>
+        <w:tc>
+          <w:tcPr/>
+          <w:p>
+            <w:pPr>
+              <w:pStyle w:val="Compact"/>
+              <w:jc w:val="left"/>
+            </w:pPr>
+            <w:r>
+              <w:t xml:space="preserve">Параметрическая генерация геометрии без готовых моделей</w:t>
             </w:r>
           </w:p>
         </w:tc>
@@ -1000,604 +2062,6 @@
         </w:pict>
       </w:r>
     </w:p>
-    <w:bookmarkEnd w:id="21"/>
-    <w:bookmarkEnd w:id="22"/>
-    <w:bookmarkStart w:id="28" w:name="план-реализации-14-недель"/>
-    <w:p>
-      <w:pPr>
-        <w:pStyle w:val="Heading2"/>
-      </w:pPr>
-      <w:r>
-        <w:t xml:space="preserve">📅 План реализации (14 недель)</w:t>
-      </w:r>
-    </w:p>
-    <w:bookmarkStart w:id="23" w:name="этап-1-3d-ядро-недели-15"/>
-    <w:p>
-      <w:pPr>
-        <w:pStyle w:val="Heading3"/>
-      </w:pPr>
-      <w:r>
-        <w:t xml:space="preserve">Этап 1: 3D-ядро — недели 1–5</w:t>
-      </w:r>
-    </w:p>
-    <w:p>
-      <w:pPr>
-        <w:pStyle w:val="SourceCode"/>
-      </w:pPr>
-      <w:r>
-        <w:rPr>
-          <w:rStyle w:val="VerbatimChar"/>
-        </w:rPr>
-        <w:t xml:space="preserve">Неделя 1–2: Архитектура и прототип</w:t>
-      </w:r>
-      <w:r>
-        <w:br/>
-      </w:r>
-      <w:r>
-        <w:rPr>
-          <w:rStyle w:val="VerbatimChar"/>
-        </w:rPr>
-        <w:t xml:space="preserve">- Выбор стека: Three.js + React Three Fiber</w:t>
-      </w:r>
-      <w:r>
-        <w:br/>
-      </w:r>
-      <w:r>
-        <w:rPr>
-          <w:rStyle w:val="VerbatimChar"/>
-        </w:rPr>
-        <w:t xml:space="preserve">- Подготовка GLTF/GLB моделей для каждой серии каркаса</w:t>
-      </w:r>
-      <w:r>
-        <w:br/>
-      </w:r>
-      <w:r>
-        <w:rPr>
-          <w:rStyle w:val="VerbatimChar"/>
-        </w:rPr>
-        <w:t xml:space="preserve">- Базовый рендеринг: стены, крыша, пол</w:t>
-      </w:r>
-      <w:r>
-        <w:br/>
-      </w:r>
-      <w:r>
-        <w:rPr>
-          <w:rStyle w:val="VerbatimChar"/>
-        </w:rPr>
-        <w:t xml:space="preserve">- Орбитальное управление камерой (rotate, zoom, pan)</w:t>
-      </w:r>
-      <w:r>
-        <w:br/>
-      </w:r>
-      <w:r>
-        <w:br/>
-      </w:r>
-      <w:r>
-        <w:rPr>
-          <w:rStyle w:val="VerbatimChar"/>
-        </w:rPr>
-        <w:t xml:space="preserve">Неделя 3–4: Каркас и элементы</w:t>
-      </w:r>
-      <w:r>
-        <w:br/>
-      </w:r>
-      <w:r>
-        <w:rPr>
-          <w:rStyle w:val="VerbatimChar"/>
-        </w:rPr>
-        <w:t xml:space="preserve">- Отрисовка колонн, ферм, прогонов, связей по серии каркаса</w:t>
-      </w:r>
-      <w:r>
-        <w:br/>
-      </w:r>
-      <w:r>
-        <w:rPr>
-          <w:rStyle w:val="VerbatimChar"/>
-        </w:rPr>
-        <w:t xml:space="preserve">- Переключение между 5 сериями в реальном времени</w:t>
-      </w:r>
-      <w:r>
-        <w:br/>
-      </w:r>
-      <w:r>
-        <w:rPr>
-          <w:rStyle w:val="VerbatimChar"/>
-        </w:rPr>
-        <w:t xml:space="preserve">- Подсветка элементов, легенда</w:t>
-      </w:r>
-      <w:r>
-        <w:br/>
-      </w:r>
-      <w:r>
-        <w:br/>
-      </w:r>
-      <w:r>
-        <w:rPr>
-          <w:rStyle w:val="VerbatimChar"/>
-        </w:rPr>
-        <w:t xml:space="preserve">Неделя 5: Материалы и цвета</w:t>
-      </w:r>
-      <w:r>
-        <w:br/>
-      </w:r>
-      <w:r>
-        <w:rPr>
-          <w:rStyle w:val="VerbatimChar"/>
-        </w:rPr>
-        <w:t xml:space="preserve">- Текстуры сэндвич-панелей (горизонтальная/вертикальная раскладка)</w:t>
-      </w:r>
-      <w:r>
-        <w:br/>
-      </w:r>
-      <w:r>
-        <w:rPr>
-          <w:rStyle w:val="VerbatimChar"/>
-        </w:rPr>
-        <w:t xml:space="preserve">- 18 цветов RAL — запекание в текстуру</w:t>
-      </w:r>
-      <w:r>
-        <w:br/>
-      </w:r>
-      <w:r>
-        <w:rPr>
-          <w:rStyle w:val="VerbatimChar"/>
-        </w:rPr>
-        <w:t xml:space="preserve">- Профлист, мембранная кровля</w:t>
-      </w:r>
-    </w:p>
-    <w:bookmarkEnd w:id="23"/>
-    <w:bookmarkStart w:id="24" w:name="X10b0618323e07deb0d281d7e206b23bcab44dad"/>
-    <w:p>
-      <w:pPr>
-        <w:pStyle w:val="Heading3"/>
-      </w:pPr>
-      <w:r>
-        <w:t xml:space="preserve">Этап 2: Расчётный движок — недели 1–4 (параллельно с 3D)</w:t>
-      </w:r>
-    </w:p>
-    <w:p>
-      <w:pPr>
-        <w:pStyle w:val="SourceCode"/>
-      </w:pPr>
-      <w:r>
-        <w:rPr>
-          <w:rStyle w:val="VerbatimChar"/>
-        </w:rPr>
-        <w:t xml:space="preserve">Неделя 1–2: База данных и формулы</w:t>
-      </w:r>
-      <w:r>
-        <w:br/>
-      </w:r>
-      <w:r>
-        <w:rPr>
-          <w:rStyle w:val="VerbatimChar"/>
-        </w:rPr>
-        <w:t xml:space="preserve">- Сортамент металла (двутавр, швеллер, уголок, труба)</w:t>
-      </w:r>
-      <w:r>
-        <w:br/>
-      </w:r>
-      <w:r>
-        <w:rPr>
-          <w:rStyle w:val="VerbatimChar"/>
-        </w:rPr>
-        <w:t xml:space="preserve">- Таблицы нагрузок по СП 20.13330 (снег, ветер по районам)</w:t>
-      </w:r>
-      <w:r>
-        <w:br/>
-      </w:r>
-      <w:r>
-        <w:rPr>
-          <w:rStyle w:val="VerbatimChar"/>
-        </w:rPr>
-        <w:t xml:space="preserve">- Расчёт металлоёмкости по серии и габаритам</w:t>
-      </w:r>
-      <w:r>
-        <w:br/>
-      </w:r>
-      <w:r>
-        <w:br/>
-      </w:r>
-      <w:r>
-        <w:rPr>
-          <w:rStyle w:val="VerbatimChar"/>
-        </w:rPr>
-        <w:t xml:space="preserve">Неделя 3–4: Сложные расчёты</w:t>
-      </w:r>
-      <w:r>
-        <w:br/>
-      </w:r>
-      <w:r>
-        <w:rPr>
-          <w:rStyle w:val="VerbatimChar"/>
-        </w:rPr>
-        <w:t xml:space="preserve">- Крановые нагрузки (3.2/5/10т, 1 или 2 крана)</w:t>
-      </w:r>
-      <w:r>
-        <w:br/>
-      </w:r>
-      <w:r>
-        <w:rPr>
-          <w:rStyle w:val="VerbatimChar"/>
-        </w:rPr>
-        <w:t xml:space="preserve">- Подкрановые пути: балки, рельсы, упоры</w:t>
-      </w:r>
-      <w:r>
-        <w:br/>
-      </w:r>
-      <w:r>
-        <w:rPr>
-          <w:rStyle w:val="VerbatimChar"/>
-        </w:rPr>
-        <w:t xml:space="preserve">- Сейсмичность (по СП 14.13330)</w:t>
-      </w:r>
-      <w:r>
-        <w:br/>
-      </w:r>
-      <w:r>
-        <w:rPr>
-          <w:rStyle w:val="VerbatimChar"/>
-        </w:rPr>
-        <w:t xml:space="preserve">- Фундамент и ж/б плита пола (предварительный расчёт, точный — после геологии)</w:t>
-      </w:r>
-    </w:p>
-    <w:bookmarkEnd w:id="24"/>
-    <w:bookmarkStart w:id="25" w:name="этап-3-uiux-недели-58"/>
-    <w:p>
-      <w:pPr>
-        <w:pStyle w:val="Heading3"/>
-      </w:pPr>
-      <w:r>
-        <w:t xml:space="preserve">Этап 3: UI/UX — недели 5–8</w:t>
-      </w:r>
-    </w:p>
-    <w:p>
-      <w:pPr>
-        <w:pStyle w:val="SourceCode"/>
-      </w:pPr>
-      <w:r>
-        <w:rPr>
-          <w:rStyle w:val="VerbatimChar"/>
-        </w:rPr>
-        <w:t xml:space="preserve">Неделя 5–6: Визард (7 шагов)</w:t>
-      </w:r>
-      <w:r>
-        <w:br/>
-      </w:r>
-      <w:r>
-        <w:rPr>
-          <w:rStyle w:val="VerbatimChar"/>
-        </w:rPr>
-        <w:t xml:space="preserve">- Шаг 1: Назначение здания → выбор серии каркаса</w:t>
-      </w:r>
-      <w:r>
-        <w:br/>
-      </w:r>
-      <w:r>
-        <w:rPr>
-          <w:rStyle w:val="VerbatimChar"/>
-        </w:rPr>
-        <w:t xml:space="preserve">- Шаг 2: Габариты (Ш×Д×В, шаг 10 см, ползунки + поля ввода)</w:t>
-      </w:r>
-      <w:r>
-        <w:br/>
-      </w:r>
-      <w:r>
-        <w:rPr>
-          <w:rStyle w:val="VerbatimChar"/>
-        </w:rPr>
-        <w:t xml:space="preserve">- Шаг 3: Климатическая зона (город → снеговой/ветровой район)</w:t>
-      </w:r>
-      <w:r>
-        <w:br/>
-      </w:r>
-      <w:r>
-        <w:rPr>
-          <w:rStyle w:val="VerbatimChar"/>
-        </w:rPr>
-        <w:t xml:space="preserve">- Шаг 4: Стены и кровля (тип, толщина, цвет)</w:t>
-      </w:r>
-      <w:r>
-        <w:br/>
-      </w:r>
-      <w:r>
-        <w:br/>
-      </w:r>
-      <w:r>
-        <w:rPr>
-          <w:rStyle w:val="VerbatimChar"/>
-        </w:rPr>
-        <w:t xml:space="preserve">Неделя 7–8: Завершение визарда</w:t>
-      </w:r>
-      <w:r>
-        <w:br/>
-      </w:r>
-      <w:r>
-        <w:rPr>
-          <w:rStyle w:val="VerbatimChar"/>
-        </w:rPr>
-        <w:t xml:space="preserve">- Шаг 5: Краны и оборудование</w:t>
-      </w:r>
-      <w:r>
-        <w:br/>
-      </w:r>
-      <w:r>
-        <w:rPr>
-          <w:rStyle w:val="VerbatimChar"/>
-        </w:rPr>
-        <w:t xml:space="preserve">- Шаг 6: Окна, ворота, двери (drag-and-drop на 3D-модель)</w:t>
-      </w:r>
-      <w:r>
-        <w:br/>
-      </w:r>
-      <w:r>
-        <w:rPr>
-          <w:rStyle w:val="VerbatimChar"/>
-        </w:rPr>
-        <w:t xml:space="preserve">- Шаг 7: СМР и контакты для КП</w:t>
-      </w:r>
-      <w:r>
-        <w:br/>
-      </w:r>
-      <w:r>
-        <w:rPr>
-          <w:rStyle w:val="VerbatimChar"/>
-        </w:rPr>
-        <w:t xml:space="preserve">- Адаптивная вёрстка (десктоп + планшет, мобильная версия с оптимизированным 3D)</w:t>
-      </w:r>
-    </w:p>
-    <w:bookmarkEnd w:id="25"/>
-    <w:bookmarkStart w:id="26" w:name="этап-4-интеграции-недели-910"/>
-    <w:p>
-      <w:pPr>
-        <w:pStyle w:val="Heading3"/>
-      </w:pPr>
-      <w:r>
-        <w:t xml:space="preserve">Этап 4: Интеграции — недели 9–10</w:t>
-      </w:r>
-    </w:p>
-    <w:p>
-      <w:pPr>
-        <w:pStyle w:val="SourceCode"/>
-      </w:pPr>
-      <w:r>
-        <w:rPr>
-          <w:rStyle w:val="VerbatimChar"/>
-        </w:rPr>
-        <w:t xml:space="preserve">Неделя 9: PDF и КП</w:t>
-      </w:r>
-      <w:r>
-        <w:br/>
-      </w:r>
-      <w:r>
-        <w:rPr>
-          <w:rStyle w:val="VerbatimChar"/>
-        </w:rPr>
-        <w:t xml:space="preserve">- Puppeteer/Playwright → рендер страницы в PDF</w:t>
-      </w:r>
-      <w:r>
-        <w:br/>
-      </w:r>
-      <w:r>
-        <w:rPr>
-          <w:rStyle w:val="VerbatimChar"/>
-        </w:rPr>
-        <w:t xml:space="preserve">- Шаблон КП с логотипом, ценами, 3D-рендером, спецификацией</w:t>
-      </w:r>
-      <w:r>
-        <w:br/>
-      </w:r>
-      <w:r>
-        <w:rPr>
-          <w:rStyle w:val="VerbatimChar"/>
-        </w:rPr>
-        <w:t xml:space="preserve">- Отправка на email</w:t>
-      </w:r>
-      <w:r>
-        <w:br/>
-      </w:r>
-      <w:r>
-        <w:br/>
-      </w:r>
-      <w:r>
-        <w:rPr>
-          <w:rStyle w:val="VerbatimChar"/>
-        </w:rPr>
-        <w:t xml:space="preserve">Неделя 10: CRM</w:t>
-      </w:r>
-      <w:r>
-        <w:br/>
-      </w:r>
-      <w:r>
-        <w:rPr>
-          <w:rStyle w:val="VerbatimChar"/>
-        </w:rPr>
-        <w:t xml:space="preserve">- Вебхук в CRM (amoCRM / Битрикс24 / своя)</w:t>
-      </w:r>
-      <w:r>
-        <w:br/>
-      </w:r>
-      <w:r>
-        <w:rPr>
-          <w:rStyle w:val="VerbatimChar"/>
-        </w:rPr>
-        <w:t xml:space="preserve">- Сохранение конфигурации (восстановление по ссылке)</w:t>
-      </w:r>
-      <w:r>
-        <w:br/>
-      </w:r>
-      <w:r>
-        <w:rPr>
-          <w:rStyle w:val="VerbatimChar"/>
-        </w:rPr>
-        <w:t xml:space="preserve">- История расчётов в личном кабинете</w:t>
-      </w:r>
-    </w:p>
-    <w:bookmarkEnd w:id="26"/>
-    <w:bookmarkStart w:id="27" w:name="этап-5-тестирование-и-запуск-недели-1114"/>
-    <w:p>
-      <w:pPr>
-        <w:pStyle w:val="Heading3"/>
-      </w:pPr>
-      <w:r>
-        <w:t xml:space="preserve">Этап 5: Тестирование и запуск — недели 11–14</w:t>
-      </w:r>
-    </w:p>
-    <w:p>
-      <w:pPr>
-        <w:pStyle w:val="SourceCode"/>
-      </w:pPr>
-      <w:r>
-        <w:rPr>
-          <w:rStyle w:val="VerbatimChar"/>
-        </w:rPr>
-        <w:t xml:space="preserve">Неделя 11: Функциональное тестирование</w:t>
-      </w:r>
-      <w:r>
-        <w:br/>
-      </w:r>
-      <w:r>
-        <w:rPr>
-          <w:rStyle w:val="VerbatimChar"/>
-        </w:rPr>
-        <w:t xml:space="preserve">- Все комбинации: 5 серий × габариты × климат × краны × цвета</w:t>
-      </w:r>
-      <w:r>
-        <w:br/>
-      </w:r>
-      <w:r>
-        <w:rPr>
-          <w:rStyle w:val="VerbatimChar"/>
-        </w:rPr>
-        <w:t xml:space="preserve">- Граничные значения (мин/макс габариты для каждой серии)</w:t>
-      </w:r>
-      <w:r>
-        <w:br/>
-      </w:r>
-      <w:r>
-        <w:rPr>
-          <w:rStyle w:val="VerbatimChar"/>
-        </w:rPr>
-        <w:t xml:space="preserve">- Валидация цен с инженерным Excel</w:t>
-      </w:r>
-      <w:r>
-        <w:br/>
-      </w:r>
-      <w:r>
-        <w:br/>
-      </w:r>
-      <w:r>
-        <w:rPr>
-          <w:rStyle w:val="VerbatimChar"/>
-        </w:rPr>
-        <w:t xml:space="preserve">Неделя 12: Производительность и мобильные</w:t>
-      </w:r>
-      <w:r>
-        <w:br/>
-      </w:r>
-      <w:r>
-        <w:rPr>
-          <w:rStyle w:val="VerbatimChar"/>
-        </w:rPr>
-        <w:t xml:space="preserve">- Оптимизация 3D (LOD, frustum culling, сжатие текстур)</w:t>
-      </w:r>
-      <w:r>
-        <w:br/>
-      </w:r>
-      <w:r>
-        <w:rPr>
-          <w:rStyle w:val="VerbatimChar"/>
-        </w:rPr>
-        <w:t xml:space="preserve">- Мобильная версия (оптимизированная 3D или статичные ракурсы)</w:t>
-      </w:r>
-      <w:r>
-        <w:br/>
-      </w:r>
-      <w:r>
-        <w:rPr>
-          <w:rStyle w:val="VerbatimChar"/>
-        </w:rPr>
-        <w:t xml:space="preserve">- Lighthouse: Target &gt; 60 FPS на среднем десктопе</w:t>
-      </w:r>
-      <w:r>
-        <w:br/>
-      </w:r>
-      <w:r>
-        <w:br/>
-      </w:r>
-      <w:r>
-        <w:rPr>
-          <w:rStyle w:val="VerbatimChar"/>
-        </w:rPr>
-        <w:t xml:space="preserve">Неделя 13: UAT и правки</w:t>
-      </w:r>
-      <w:r>
-        <w:br/>
-      </w:r>
-      <w:r>
-        <w:rPr>
-          <w:rStyle w:val="VerbatimChar"/>
-        </w:rPr>
-        <w:t xml:space="preserve">- Тестирование с реальными менеджерами</w:t>
-      </w:r>
-      <w:r>
-        <w:br/>
-      </w:r>
-      <w:r>
-        <w:rPr>
-          <w:rStyle w:val="VerbatimChar"/>
-        </w:rPr>
-        <w:t xml:space="preserve">- Сбор обратной связи, правки UI</w:t>
-      </w:r>
-      <w:r>
-        <w:br/>
-      </w:r>
-      <w:r>
-        <w:rPr>
-          <w:rStyle w:val="VerbatimChar"/>
-        </w:rPr>
-        <w:t xml:space="preserve">- A/B-тест старой и новой страницы калькулятора</w:t>
-      </w:r>
-      <w:r>
-        <w:br/>
-      </w:r>
-      <w:r>
-        <w:br/>
-      </w:r>
-      <w:r>
-        <w:rPr>
-          <w:rStyle w:val="VerbatimChar"/>
-        </w:rPr>
-        <w:t xml:space="preserve">Неделя 14: Запуск</w:t>
-      </w:r>
-      <w:r>
-        <w:br/>
-      </w:r>
-      <w:r>
-        <w:rPr>
-          <w:rStyle w:val="VerbatimChar"/>
-        </w:rPr>
-        <w:t xml:space="preserve">- Деплой на прод</w:t>
-      </w:r>
-      <w:r>
-        <w:br/>
-      </w:r>
-      <w:r>
-        <w:rPr>
-          <w:rStyle w:val="VerbatimChar"/>
-        </w:rPr>
-        <w:t xml:space="preserve">- Обучение менеджеров</w:t>
-      </w:r>
-      <w:r>
-        <w:br/>
-      </w:r>
-      <w:r>
-        <w:rPr>
-          <w:rStyle w:val="VerbatimChar"/>
-        </w:rPr>
-        <w:t xml:space="preserve">- Мониторинг ошибок (Sentry)</w:t>
-      </w:r>
-    </w:p>
     <w:p>
       <w:r>
         <w:pict>
@@ -1605,749 +2069,8 @@
         </w:pict>
       </w:r>
     </w:p>
-    <w:bookmarkEnd w:id="27"/>
-    <w:bookmarkEnd w:id="28"/>
-    <w:bookmarkStart w:id="29" w:name="технический-стек-референс"/>
-    <w:p>
-      <w:pPr>
-        <w:pStyle w:val="Heading2"/>
-      </w:pPr>
-      <w:r>
-        <w:t xml:space="preserve">🧱 Технический стек (референс)</w:t>
-      </w:r>
-    </w:p>
-    <w:tbl>
-      <w:tblPr>
-        <w:tblStyle w:val="Table"/>
-        <w:tblW w:type="pct" w:w="5000"/>
-        <w:tblLook w:firstRow="1" w:lastRow="0" w:firstColumn="0" w:lastColumn="0" w:noHBand="0" w:noVBand="0" w:val="0020"/>
-        <w:jc w:val="start"/>
-      </w:tblPr>
-      <w:tblGrid>
-        <w:gridCol w:w="2640"/>
-        <w:gridCol w:w="2640"/>
-        <w:gridCol w:w="2640"/>
-      </w:tblGrid>
-      <w:tr>
-        <w:trPr>
-          <w:tblHeader w:val="true"/>
-        </w:trPr>
-        <w:tc>
-          <w:tcPr/>
-          <w:p>
-            <w:pPr>
-              <w:pStyle w:val="Compact"/>
-              <w:jc w:val="left"/>
-            </w:pPr>
-            <w:r>
-              <w:t xml:space="preserve">Слой</w:t>
-            </w:r>
-          </w:p>
-        </w:tc>
-        <w:tc>
-          <w:tcPr/>
-          <w:p>
-            <w:pPr>
-              <w:pStyle w:val="Compact"/>
-              <w:jc w:val="left"/>
-            </w:pPr>
-            <w:r>
-              <w:t xml:space="preserve">Технология</w:t>
-            </w:r>
-          </w:p>
-        </w:tc>
-        <w:tc>
-          <w:tcPr/>
-          <w:p>
-            <w:pPr>
-              <w:pStyle w:val="Compact"/>
-              <w:jc w:val="left"/>
-            </w:pPr>
-            <w:r>
-              <w:t xml:space="preserve">Назначение</w:t>
-            </w:r>
-          </w:p>
-        </w:tc>
-      </w:tr>
-      <w:tr>
-        <w:tc>
-          <w:tcPr/>
-          <w:p>
-            <w:pPr>
-              <w:pStyle w:val="Compact"/>
-              <w:jc w:val="left"/>
-            </w:pPr>
-            <w:r>
-              <w:rPr>
-                <w:bCs/>
-                <w:b/>
-              </w:rPr>
-              <w:t xml:space="preserve">Фронтенд</w:t>
-            </w:r>
-          </w:p>
-        </w:tc>
-        <w:tc>
-          <w:tcPr/>
-          <w:p>
-            <w:pPr>
-              <w:pStyle w:val="Compact"/>
-              <w:jc w:val="left"/>
-            </w:pPr>
-            <w:r>
-              <w:t xml:space="preserve">React 18+ / Next.js</w:t>
-            </w:r>
-          </w:p>
-        </w:tc>
-        <w:tc>
-          <w:tcPr/>
-          <w:p>
-            <w:pPr>
-              <w:pStyle w:val="Compact"/>
-              <w:jc w:val="left"/>
-            </w:pPr>
-            <w:r>
-              <w:t xml:space="preserve">SPA с серверным рендерингом для SEO</w:t>
-            </w:r>
-          </w:p>
-        </w:tc>
-      </w:tr>
-      <w:tr>
-        <w:tc>
-          <w:tcPr/>
-          <w:p>
-            <w:pPr>
-              <w:pStyle w:val="Compact"/>
-              <w:jc w:val="left"/>
-            </w:pPr>
-            <w:r>
-              <w:rPr>
-                <w:bCs/>
-                <w:b/>
-              </w:rPr>
-              <w:t xml:space="preserve">3D</w:t>
-            </w:r>
-          </w:p>
-        </w:tc>
-        <w:tc>
-          <w:tcPr/>
-          <w:p>
-            <w:pPr>
-              <w:pStyle w:val="Compact"/>
-              <w:jc w:val="left"/>
-            </w:pPr>
-            <w:r>
-              <w:t xml:space="preserve">Three.js + React Three Fiber</w:t>
-            </w:r>
-          </w:p>
-        </w:tc>
-        <w:tc>
-          <w:tcPr/>
-          <w:p>
-            <w:pPr>
-              <w:pStyle w:val="Compact"/>
-              <w:jc w:val="left"/>
-            </w:pPr>
-            <w:r>
-              <w:t xml:space="preserve">3D-визуализация каркаса</w:t>
-            </w:r>
-          </w:p>
-        </w:tc>
-      </w:tr>
-      <w:tr>
-        <w:tc>
-          <w:tcPr/>
-          <w:p>
-            <w:pPr>
-              <w:pStyle w:val="Compact"/>
-              <w:jc w:val="left"/>
-            </w:pPr>
-            <w:r>
-              <w:rPr>
-                <w:bCs/>
-                <w:b/>
-              </w:rPr>
-              <w:t xml:space="preserve">Модели</w:t>
-            </w:r>
-          </w:p>
-        </w:tc>
-        <w:tc>
-          <w:tcPr/>
-          <w:p>
-            <w:pPr>
-              <w:pStyle w:val="Compact"/>
-              <w:jc w:val="left"/>
-            </w:pPr>
-            <w:r>
-              <w:t xml:space="preserve">GLTF/GLB (Blender → экспорт)</w:t>
-            </w:r>
-          </w:p>
-        </w:tc>
-        <w:tc>
-          <w:tcPr/>
-          <w:p>
-            <w:pPr>
-              <w:pStyle w:val="Compact"/>
-              <w:jc w:val="left"/>
-            </w:pPr>
-            <w:r>
-              <w:t xml:space="preserve">5 серий каркасов</w:t>
-            </w:r>
-          </w:p>
-        </w:tc>
-      </w:tr>
-      <w:tr>
-        <w:tc>
-          <w:tcPr/>
-          <w:p>
-            <w:pPr>
-              <w:pStyle w:val="Compact"/>
-              <w:jc w:val="left"/>
-            </w:pPr>
-            <w:r>
-              <w:rPr>
-                <w:bCs/>
-                <w:b/>
-              </w:rPr>
-              <w:t xml:space="preserve">Расчёты</w:t>
-            </w:r>
-          </w:p>
-        </w:tc>
-        <w:tc>
-          <w:tcPr/>
-          <w:p>
-            <w:pPr>
-              <w:pStyle w:val="Compact"/>
-              <w:jc w:val="left"/>
-            </w:pPr>
-            <w:r>
-              <w:t xml:space="preserve">Node.js / Python (FastAPI)</w:t>
-            </w:r>
-          </w:p>
-        </w:tc>
-        <w:tc>
-          <w:tcPr/>
-          <w:p>
-            <w:pPr>
-              <w:pStyle w:val="Compact"/>
-              <w:jc w:val="left"/>
-            </w:pPr>
-            <w:r>
-              <w:t xml:space="preserve">Серверный API расчёта нагрузок</w:t>
-            </w:r>
-          </w:p>
-        </w:tc>
-      </w:tr>
-      <w:tr>
-        <w:tc>
-          <w:tcPr/>
-          <w:p>
-            <w:pPr>
-              <w:pStyle w:val="Compact"/>
-              <w:jc w:val="left"/>
-            </w:pPr>
-            <w:r>
-              <w:rPr>
-                <w:bCs/>
-                <w:b/>
-              </w:rPr>
-              <w:t xml:space="preserve">База данных</w:t>
-            </w:r>
-          </w:p>
-        </w:tc>
-        <w:tc>
-          <w:tcPr/>
-          <w:p>
-            <w:pPr>
-              <w:pStyle w:val="Compact"/>
-              <w:jc w:val="left"/>
-            </w:pPr>
-            <w:r>
-              <w:t xml:space="preserve">PostgreSQL</w:t>
-            </w:r>
-          </w:p>
-        </w:tc>
-        <w:tc>
-          <w:tcPr/>
-          <w:p>
-            <w:pPr>
-              <w:pStyle w:val="Compact"/>
-              <w:jc w:val="left"/>
-            </w:pPr>
-            <w:r>
-              <w:t xml:space="preserve">Сортамент, цены, климатические зоны</w:t>
-            </w:r>
-          </w:p>
-        </w:tc>
-      </w:tr>
-      <w:tr>
-        <w:tc>
-          <w:tcPr/>
-          <w:p>
-            <w:pPr>
-              <w:pStyle w:val="Compact"/>
-              <w:jc w:val="left"/>
-            </w:pPr>
-            <w:r>
-              <w:rPr>
-                <w:bCs/>
-                <w:b/>
-              </w:rPr>
-              <w:t xml:space="preserve">Кэш</w:t>
-            </w:r>
-          </w:p>
-        </w:tc>
-        <w:tc>
-          <w:tcPr/>
-          <w:p>
-            <w:pPr>
-              <w:pStyle w:val="Compact"/>
-              <w:jc w:val="left"/>
-            </w:pPr>
-            <w:r>
-              <w:t xml:space="preserve">Redis</w:t>
-            </w:r>
-          </w:p>
-        </w:tc>
-        <w:tc>
-          <w:tcPr/>
-          <w:p>
-            <w:pPr>
-              <w:pStyle w:val="Compact"/>
-              <w:jc w:val="left"/>
-            </w:pPr>
-            <w:r>
-              <w:t xml:space="preserve">Кэширование расчётов</w:t>
-            </w:r>
-          </w:p>
-        </w:tc>
-      </w:tr>
-      <w:tr>
-        <w:tc>
-          <w:tcPr/>
-          <w:p>
-            <w:pPr>
-              <w:pStyle w:val="Compact"/>
-              <w:jc w:val="left"/>
-            </w:pPr>
-            <w:r>
-              <w:rPr>
-                <w:bCs/>
-                <w:b/>
-              </w:rPr>
-              <w:t xml:space="preserve">PDF</w:t>
-            </w:r>
-          </w:p>
-        </w:tc>
-        <w:tc>
-          <w:tcPr/>
-          <w:p>
-            <w:pPr>
-              <w:pStyle w:val="Compact"/>
-              <w:jc w:val="left"/>
-            </w:pPr>
-            <w:r>
-              <w:t xml:space="preserve">Puppeteer / Playwright</w:t>
-            </w:r>
-          </w:p>
-        </w:tc>
-        <w:tc>
-          <w:tcPr/>
-          <w:p>
-            <w:pPr>
-              <w:pStyle w:val="Compact"/>
-              <w:jc w:val="left"/>
-            </w:pPr>
-            <w:r>
-              <w:t xml:space="preserve">Генерация КП</w:t>
-            </w:r>
-          </w:p>
-        </w:tc>
-      </w:tr>
-      <w:tr>
-        <w:tc>
-          <w:tcPr/>
-          <w:p>
-            <w:pPr>
-              <w:pStyle w:val="Compact"/>
-              <w:jc w:val="left"/>
-            </w:pPr>
-            <w:r>
-              <w:rPr>
-                <w:bCs/>
-                <w:b/>
-              </w:rPr>
-              <w:t xml:space="preserve">CRM</w:t>
-            </w:r>
-          </w:p>
-        </w:tc>
-        <w:tc>
-          <w:tcPr/>
-          <w:p>
-            <w:pPr>
-              <w:pStyle w:val="Compact"/>
-              <w:jc w:val="left"/>
-            </w:pPr>
-            <w:r>
-              <w:t xml:space="preserve">Webhook → amoCRM / Bitrix24</w:t>
-            </w:r>
-          </w:p>
-        </w:tc>
-        <w:tc>
-          <w:tcPr/>
-          <w:p>
-            <w:pPr>
-              <w:pStyle w:val="Compact"/>
-              <w:jc w:val="left"/>
-            </w:pPr>
-            <w:r>
-              <w:t xml:space="preserve">Передача лидов</w:t>
-            </w:r>
-          </w:p>
-        </w:tc>
-      </w:tr>
-      <w:tr>
-        <w:tc>
-          <w:tcPr/>
-          <w:p>
-            <w:pPr>
-              <w:pStyle w:val="Compact"/>
-              <w:jc w:val="left"/>
-            </w:pPr>
-            <w:r>
-              <w:rPr>
-                <w:bCs/>
-                <w:b/>
-              </w:rPr>
-              <w:t xml:space="preserve">Хостинг</w:t>
-            </w:r>
-          </w:p>
-        </w:tc>
-        <w:tc>
-          <w:tcPr/>
-          <w:p>
-            <w:pPr>
-              <w:pStyle w:val="Compact"/>
-              <w:jc w:val="left"/>
-            </w:pPr>
-            <w:r>
-              <w:t xml:space="preserve">VPS (4 GB RAM, 2 vCPU)</w:t>
-            </w:r>
-          </w:p>
-        </w:tc>
-        <w:tc>
-          <w:tcPr/>
-          <w:p>
-            <w:pPr>
-              <w:pStyle w:val="Compact"/>
-              <w:jc w:val="left"/>
-            </w:pPr>
-            <w:r>
-              <w:t xml:space="preserve">Сервер расчётов + статика на CDN</w:t>
-            </w:r>
-          </w:p>
-        </w:tc>
-      </w:tr>
-    </w:tbl>
-    <w:p>
-      <w:r>
-        <w:pict>
-          <v:rect style="width:0;height:1.5pt" o:hralign="center" o:hrstd="t" o:hr="t"/>
-        </w:pict>
-      </w:r>
-    </w:p>
     <w:bookmarkEnd w:id="29"/>
-    <w:bookmarkStart w:id="30" w:name="риски"/>
-    <w:p>
-      <w:pPr>
-        <w:pStyle w:val="Heading2"/>
-      </w:pPr>
-      <w:r>
-        <w:t xml:space="preserve">⚠️ Риски</w:t>
-      </w:r>
-    </w:p>
-    <w:tbl>
-      <w:tblPr>
-        <w:tblStyle w:val="Table"/>
-        <w:tblW w:type="pct" w:w="5000"/>
-        <w:tblLook w:firstRow="1" w:lastRow="0" w:firstColumn="0" w:lastColumn="0" w:noHBand="0" w:noVBand="0" w:val="0020"/>
-        <w:jc w:val="start"/>
-      </w:tblPr>
-      <w:tblGrid>
-        <w:gridCol w:w="1980"/>
-        <w:gridCol w:w="1980"/>
-        <w:gridCol w:w="1980"/>
-        <w:gridCol w:w="1980"/>
-      </w:tblGrid>
-      <w:tr>
-        <w:trPr>
-          <w:tblHeader w:val="true"/>
-        </w:trPr>
-        <w:tc>
-          <w:tcPr/>
-          <w:p>
-            <w:pPr>
-              <w:pStyle w:val="Compact"/>
-              <w:jc w:val="left"/>
-            </w:pPr>
-            <w:r>
-              <w:t xml:space="preserve">Риск</w:t>
-            </w:r>
-          </w:p>
-        </w:tc>
-        <w:tc>
-          <w:tcPr/>
-          <w:p>
-            <w:pPr>
-              <w:pStyle w:val="Compact"/>
-              <w:jc w:val="left"/>
-            </w:pPr>
-            <w:r>
-              <w:t xml:space="preserve">Вероятность</w:t>
-            </w:r>
-          </w:p>
-        </w:tc>
-        <w:tc>
-          <w:tcPr/>
-          <w:p>
-            <w:pPr>
-              <w:pStyle w:val="Compact"/>
-              <w:jc w:val="left"/>
-            </w:pPr>
-            <w:r>
-              <w:t xml:space="preserve">Влияние</w:t>
-            </w:r>
-          </w:p>
-        </w:tc>
-        <w:tc>
-          <w:tcPr/>
-          <w:p>
-            <w:pPr>
-              <w:pStyle w:val="Compact"/>
-              <w:jc w:val="left"/>
-            </w:pPr>
-            <w:r>
-              <w:t xml:space="preserve">Митигация</w:t>
-            </w:r>
-          </w:p>
-        </w:tc>
-      </w:tr>
-      <w:tr>
-        <w:tc>
-          <w:tcPr/>
-          <w:p>
-            <w:pPr>
-              <w:pStyle w:val="Compact"/>
-              <w:jc w:val="left"/>
-            </w:pPr>
-            <w:r>
-              <w:t xml:space="preserve">Расчётный движок не сходится с Excel</w:t>
-            </w:r>
-          </w:p>
-        </w:tc>
-        <w:tc>
-          <w:tcPr/>
-          <w:p>
-            <w:pPr>
-              <w:pStyle w:val="Compact"/>
-              <w:jc w:val="left"/>
-            </w:pPr>
-            <w:r>
-              <w:t xml:space="preserve">Высокая</w:t>
-            </w:r>
-          </w:p>
-        </w:tc>
-        <w:tc>
-          <w:tcPr/>
-          <w:p>
-            <w:pPr>
-              <w:pStyle w:val="Compact"/>
-              <w:jc w:val="left"/>
-            </w:pPr>
-            <w:r>
-              <w:t xml:space="preserve">Критичное</w:t>
-            </w:r>
-          </w:p>
-        </w:tc>
-        <w:tc>
-          <w:tcPr/>
-          <w:p>
-            <w:pPr>
-              <w:pStyle w:val="Compact"/>
-              <w:jc w:val="left"/>
-            </w:pPr>
-            <w:r>
-              <w:t xml:space="preserve">Поэтапная сверка, тестовый набор из 20+ конфигураций</w:t>
-            </w:r>
-          </w:p>
-        </w:tc>
-      </w:tr>
-      <w:tr>
-        <w:tc>
-          <w:tcPr/>
-          <w:p>
-            <w:pPr>
-              <w:pStyle w:val="Compact"/>
-              <w:jc w:val="left"/>
-            </w:pPr>
-            <w:r>
-              <w:t xml:space="preserve">Производительность 3D на слабых ПК</w:t>
-            </w:r>
-          </w:p>
-        </w:tc>
-        <w:tc>
-          <w:tcPr/>
-          <w:p>
-            <w:pPr>
-              <w:pStyle w:val="Compact"/>
-              <w:jc w:val="left"/>
-            </w:pPr>
-            <w:r>
-              <w:t xml:space="preserve">Средняя</w:t>
-            </w:r>
-          </w:p>
-        </w:tc>
-        <w:tc>
-          <w:tcPr/>
-          <w:p>
-            <w:pPr>
-              <w:pStyle w:val="Compact"/>
-              <w:jc w:val="left"/>
-            </w:pPr>
-            <w:r>
-              <w:t xml:space="preserve">Высокое</w:t>
-            </w:r>
-          </w:p>
-        </w:tc>
-        <w:tc>
-          <w:tcPr/>
-          <w:p>
-            <w:pPr>
-              <w:pStyle w:val="Compact"/>
-              <w:jc w:val="left"/>
-            </w:pPr>
-            <w:r>
-              <w:t xml:space="preserve">LOD-модели, fallback на статичные рендеры</w:t>
-            </w:r>
-          </w:p>
-        </w:tc>
-      </w:tr>
-      <w:tr>
-        <w:tc>
-          <w:tcPr/>
-          <w:p>
-            <w:pPr>
-              <w:pStyle w:val="Compact"/>
-              <w:jc w:val="left"/>
-            </w:pPr>
-            <w:r>
-              <w:t xml:space="preserve">Сложность UI отпугивает клиентов</w:t>
-            </w:r>
-          </w:p>
-        </w:tc>
-        <w:tc>
-          <w:tcPr/>
-          <w:p>
-            <w:pPr>
-              <w:pStyle w:val="Compact"/>
-              <w:jc w:val="left"/>
-            </w:pPr>
-            <w:r>
-              <w:t xml:space="preserve">Средняя</w:t>
-            </w:r>
-          </w:p>
-        </w:tc>
-        <w:tc>
-          <w:tcPr/>
-          <w:p>
-            <w:pPr>
-              <w:pStyle w:val="Compact"/>
-              <w:jc w:val="left"/>
-            </w:pPr>
-            <w:r>
-              <w:t xml:space="preserve">Среднее</w:t>
-            </w:r>
-          </w:p>
-        </w:tc>
-        <w:tc>
-          <w:tcPr/>
-          <w:p>
-            <w:pPr>
-              <w:pStyle w:val="Compact"/>
-              <w:jc w:val="left"/>
-            </w:pPr>
-            <w:r>
-              <w:t xml:space="preserve">7 шагов вместо одного экрана, кнопка «Назад» везде</w:t>
-            </w:r>
-          </w:p>
-        </w:tc>
-      </w:tr>
-      <w:tr>
-        <w:tc>
-          <w:tcPr/>
-          <w:p>
-            <w:pPr>
-              <w:pStyle w:val="Compact"/>
-              <w:jc w:val="left"/>
-            </w:pPr>
-            <w:r>
-              <w:t xml:space="preserve">Зависимость от BIM-моделей</w:t>
-            </w:r>
-          </w:p>
-        </w:tc>
-        <w:tc>
-          <w:tcPr/>
-          <w:p>
-            <w:pPr>
-              <w:pStyle w:val="Compact"/>
-              <w:jc w:val="left"/>
-            </w:pPr>
-            <w:r>
-              <w:t xml:space="preserve">Низкая</w:t>
-            </w:r>
-          </w:p>
-        </w:tc>
-        <w:tc>
-          <w:tcPr/>
-          <w:p>
-            <w:pPr>
-              <w:pStyle w:val="Compact"/>
-              <w:jc w:val="left"/>
-            </w:pPr>
-            <w:r>
-              <w:t xml:space="preserve">Высокое</w:t>
-            </w:r>
-          </w:p>
-        </w:tc>
-        <w:tc>
-          <w:tcPr/>
-          <w:p>
-            <w:pPr>
-              <w:pStyle w:val="Compact"/>
-              <w:jc w:val="left"/>
-            </w:pPr>
-            <w:r>
-              <w:t xml:space="preserve">Параметрическая генерация геометрии без готовых моделей</w:t>
-            </w:r>
-          </w:p>
-        </w:tc>
-      </w:tr>
-    </w:tbl>
-    <w:p>
-      <w:r>
-        <w:pict>
-          <v:rect style="width:0;height:1.5pt" o:hralign="center" o:hrstd="t" o:hr="t"/>
-        </w:pict>
-      </w:r>
-    </w:p>
-    <w:p>
-      <w:r>
-        <w:pict>
-          <v:rect style="width:0;height:1.5pt" o:hralign="center" o:hrstd="t" o:hr="t"/>
-        </w:pict>
-      </w:r>
-    </w:p>
     <w:bookmarkEnd w:id="30"/>
-    <w:bookmarkEnd w:id="31"/>
     <w:sectPr/>
   </w:body>
 </w:document>

--- a/PLAN-3D-CONFIGURATOR.docx
+++ b/PLAN-3D-CONFIGURATOR.docx
@@ -2071,6 +2071,2745 @@
     </w:p>
     <w:bookmarkEnd w:id="29"/>
     <w:bookmarkEnd w:id="30"/>
+    <w:bookmarkStart w:id="45" w:name="X2a4bb98c77f098ccb9a509a559cd06ddf7b369b"/>
+    <w:p>
+      <w:pPr>
+        <w:pStyle w:val="Heading1"/>
+      </w:pPr>
+      <w:r>
+        <w:t xml:space="preserve">📞 План реализации AI-прозвона холодных клиентов</w:t>
+      </w:r>
+    </w:p>
+    <w:p>
+      <w:pPr>
+        <w:pStyle w:val="FirstParagraph"/>
+      </w:pPr>
+      <w:r>
+        <w:rPr>
+          <w:bCs/>
+          <w:b/>
+        </w:rPr>
+        <w:t xml:space="preserve">Назначение:</w:t>
+      </w:r>
+      <w:r>
+        <w:t xml:space="preserve"> </w:t>
+      </w:r>
+      <w:r>
+        <w:t xml:space="preserve">автоматический обзвон базы, квалификация лидов по статусу, передача горячих в CRM</w:t>
+      </w:r>
+    </w:p>
+    <w:p>
+      <w:pPr>
+        <w:pStyle w:val="BodyText"/>
+      </w:pPr>
+      <w:r>
+        <w:rPr>
+          <w:bCs/>
+          <w:b/>
+        </w:rPr>
+        <w:t xml:space="preserve">Цена прозвона:</w:t>
+      </w:r>
+      <w:r>
+        <w:t xml:space="preserve"> </w:t>
+      </w:r>
+      <w:r>
+        <w:t xml:space="preserve">20–25 ₽/минута (за отвеченный звонок)</w:t>
+      </w:r>
+    </w:p>
+    <w:p>
+      <w:r>
+        <w:pict>
+          <v:rect style="width:0;height:1.5pt" o:hralign="center" o:hrstd="t" o:hr="t"/>
+        </w:pict>
+      </w:r>
+    </w:p>
+    <w:bookmarkStart w:id="31" w:name="бюджет"/>
+    <w:p>
+      <w:pPr>
+        <w:pStyle w:val="Heading2"/>
+      </w:pPr>
+      <w:r>
+        <w:t xml:space="preserve">💰 Бюджет</w:t>
+      </w:r>
+    </w:p>
+    <w:tbl>
+      <w:tblPr>
+        <w:tblStyle w:val="Table"/>
+        <w:tblW w:type="pct" w:w="5000"/>
+        <w:tblLook w:firstRow="1" w:lastRow="0" w:firstColumn="0" w:lastColumn="0" w:noHBand="0" w:noVBand="0" w:val="0020"/>
+        <w:jc w:val="start"/>
+      </w:tblPr>
+      <w:tblGrid>
+        <w:gridCol w:w="1980"/>
+        <w:gridCol w:w="1980"/>
+        <w:gridCol w:w="1980"/>
+        <w:gridCol w:w="1980"/>
+      </w:tblGrid>
+      <w:tr>
+        <w:trPr>
+          <w:tblHeader w:val="true"/>
+        </w:trPr>
+        <w:tc>
+          <w:tcPr/>
+          <w:p>
+            <w:pPr>
+              <w:pStyle w:val="Compact"/>
+              <w:jc w:val="left"/>
+            </w:pPr>
+            <w:r>
+              <w:t xml:space="preserve">Компонент</w:t>
+            </w:r>
+          </w:p>
+        </w:tc>
+        <w:tc>
+          <w:tcPr/>
+          <w:p>
+            <w:pPr>
+              <w:pStyle w:val="Compact"/>
+              <w:jc w:val="left"/>
+            </w:pPr>
+            <w:r>
+              <w:t xml:space="preserve">Стек</w:t>
+            </w:r>
+          </w:p>
+        </w:tc>
+        <w:tc>
+          <w:tcPr/>
+          <w:p>
+            <w:pPr>
+              <w:pStyle w:val="Compact"/>
+              <w:jc w:val="left"/>
+            </w:pPr>
+            <w:r>
+              <w:t xml:space="preserve">Время</w:t>
+            </w:r>
+          </w:p>
+        </w:tc>
+        <w:tc>
+          <w:tcPr/>
+          <w:p>
+            <w:pPr>
+              <w:pStyle w:val="Compact"/>
+              <w:jc w:val="left"/>
+            </w:pPr>
+            <w:r>
+              <w:t xml:space="preserve">Стоимость</w:t>
+            </w:r>
+          </w:p>
+        </w:tc>
+      </w:tr>
+      <w:tr>
+        <w:tc>
+          <w:tcPr/>
+          <w:p>
+            <w:pPr>
+              <w:pStyle w:val="Compact"/>
+              <w:jc w:val="left"/>
+            </w:pPr>
+            <w:r>
+              <w:t xml:space="preserve">Телефония (VoIP/SIP)</w:t>
+            </w:r>
+          </w:p>
+        </w:tc>
+        <w:tc>
+          <w:tcPr/>
+          <w:p>
+            <w:pPr>
+              <w:pStyle w:val="Compact"/>
+              <w:jc w:val="left"/>
+            </w:pPr>
+            <w:r>
+              <w:t xml:space="preserve">Exolve / VoxImplant / Twilio, SIP-транк</w:t>
+            </w:r>
+          </w:p>
+        </w:tc>
+        <w:tc>
+          <w:tcPr/>
+          <w:p>
+            <w:pPr>
+              <w:pStyle w:val="Compact"/>
+              <w:jc w:val="left"/>
+            </w:pPr>
+            <w:r>
+              <w:t xml:space="preserve">2–3 недели</w:t>
+            </w:r>
+          </w:p>
+        </w:tc>
+        <w:tc>
+          <w:tcPr/>
+          <w:p>
+            <w:pPr>
+              <w:pStyle w:val="Compact"/>
+              <w:jc w:val="left"/>
+            </w:pPr>
+            <w:r>
+              <w:t xml:space="preserve">150 000 – 200 000 ₽</w:t>
+            </w:r>
+          </w:p>
+        </w:tc>
+      </w:tr>
+      <w:tr>
+        <w:tc>
+          <w:tcPr/>
+          <w:p>
+            <w:pPr>
+              <w:pStyle w:val="Compact"/>
+              <w:jc w:val="left"/>
+            </w:pPr>
+            <w:r>
+              <w:t xml:space="preserve">Распознавание речи (STT)</w:t>
+            </w:r>
+          </w:p>
+        </w:tc>
+        <w:tc>
+          <w:tcPr/>
+          <w:p>
+            <w:pPr>
+              <w:pStyle w:val="Compact"/>
+              <w:jc w:val="left"/>
+            </w:pPr>
+            <w:r>
+              <w:t xml:space="preserve">Yandex SpeechKit / Tinkoff VoiceKit / Whisper</w:t>
+            </w:r>
+          </w:p>
+        </w:tc>
+        <w:tc>
+          <w:tcPr/>
+          <w:p>
+            <w:pPr>
+              <w:pStyle w:val="Compact"/>
+              <w:jc w:val="left"/>
+            </w:pPr>
+            <w:r>
+              <w:t xml:space="preserve">2 недели</w:t>
+            </w:r>
+          </w:p>
+        </w:tc>
+        <w:tc>
+          <w:tcPr/>
+          <w:p>
+            <w:pPr>
+              <w:pStyle w:val="Compact"/>
+              <w:jc w:val="left"/>
+            </w:pPr>
+            <w:r>
+              <w:t xml:space="preserve">100 000 – 150 000 ₽</w:t>
+            </w:r>
+          </w:p>
+        </w:tc>
+      </w:tr>
+      <w:tr>
+        <w:tc>
+          <w:tcPr/>
+          <w:p>
+            <w:pPr>
+              <w:pStyle w:val="Compact"/>
+              <w:jc w:val="left"/>
+            </w:pPr>
+            <w:r>
+              <w:t xml:space="preserve">Синтез речи (TTS)</w:t>
+            </w:r>
+          </w:p>
+        </w:tc>
+        <w:tc>
+          <w:tcPr/>
+          <w:p>
+            <w:pPr>
+              <w:pStyle w:val="Compact"/>
+              <w:jc w:val="left"/>
+            </w:pPr>
+            <w:r>
+              <w:t xml:space="preserve">ElevenLabs / Yandex SpeechKit / SaluteSpeech</w:t>
+            </w:r>
+          </w:p>
+        </w:tc>
+        <w:tc>
+          <w:tcPr/>
+          <w:p>
+            <w:pPr>
+              <w:pStyle w:val="Compact"/>
+              <w:jc w:val="left"/>
+            </w:pPr>
+            <w:r>
+              <w:t xml:space="preserve">1 неделя</w:t>
+            </w:r>
+          </w:p>
+        </w:tc>
+        <w:tc>
+          <w:tcPr/>
+          <w:p>
+            <w:pPr>
+              <w:pStyle w:val="Compact"/>
+              <w:jc w:val="left"/>
+            </w:pPr>
+            <w:r>
+              <w:t xml:space="preserve">80 000 – 120 000 ₽</w:t>
+            </w:r>
+          </w:p>
+        </w:tc>
+      </w:tr>
+      <w:tr>
+        <w:tc>
+          <w:tcPr/>
+          <w:p>
+            <w:pPr>
+              <w:pStyle w:val="Compact"/>
+              <w:jc w:val="left"/>
+            </w:pPr>
+            <w:r>
+              <w:t xml:space="preserve">Разговорный движок (LLM)</w:t>
+            </w:r>
+          </w:p>
+        </w:tc>
+        <w:tc>
+          <w:tcPr/>
+          <w:p>
+            <w:pPr>
+              <w:pStyle w:val="Compact"/>
+              <w:jc w:val="left"/>
+            </w:pPr>
+            <w:r>
+              <w:t xml:space="preserve">DeepSeek / GPT-4o, промпт-инжиниринг, сценарии</w:t>
+            </w:r>
+          </w:p>
+        </w:tc>
+        <w:tc>
+          <w:tcPr/>
+          <w:p>
+            <w:pPr>
+              <w:pStyle w:val="Compact"/>
+              <w:jc w:val="left"/>
+            </w:pPr>
+            <w:r>
+              <w:t xml:space="preserve">2–3 недели</w:t>
+            </w:r>
+          </w:p>
+        </w:tc>
+        <w:tc>
+          <w:tcPr/>
+          <w:p>
+            <w:pPr>
+              <w:pStyle w:val="Compact"/>
+              <w:jc w:val="left"/>
+            </w:pPr>
+            <w:r>
+              <w:t xml:space="preserve">150 000 – 250 000 ₽</w:t>
+            </w:r>
+          </w:p>
+        </w:tc>
+      </w:tr>
+      <w:tr>
+        <w:tc>
+          <w:tcPr/>
+          <w:p>
+            <w:pPr>
+              <w:pStyle w:val="Compact"/>
+              <w:jc w:val="left"/>
+            </w:pPr>
+            <w:r>
+              <w:t xml:space="preserve">Классификация лидов</w:t>
+            </w:r>
+          </w:p>
+        </w:tc>
+        <w:tc>
+          <w:tcPr/>
+          <w:p>
+            <w:pPr>
+              <w:pStyle w:val="Compact"/>
+              <w:jc w:val="left"/>
+            </w:pPr>
+            <w:r>
+              <w:t xml:space="preserve">NLP + правила, статусы (горячий/тёплый/холодный/не целевой)</w:t>
+            </w:r>
+          </w:p>
+        </w:tc>
+        <w:tc>
+          <w:tcPr/>
+          <w:p>
+            <w:pPr>
+              <w:pStyle w:val="Compact"/>
+              <w:jc w:val="left"/>
+            </w:pPr>
+            <w:r>
+              <w:t xml:space="preserve">1–2 недели</w:t>
+            </w:r>
+          </w:p>
+        </w:tc>
+        <w:tc>
+          <w:tcPr/>
+          <w:p>
+            <w:pPr>
+              <w:pStyle w:val="Compact"/>
+              <w:jc w:val="left"/>
+            </w:pPr>
+            <w:r>
+              <w:t xml:space="preserve">80 000 – 120 000 ₽</w:t>
+            </w:r>
+          </w:p>
+        </w:tc>
+      </w:tr>
+      <w:tr>
+        <w:tc>
+          <w:tcPr/>
+          <w:p>
+            <w:pPr>
+              <w:pStyle w:val="Compact"/>
+              <w:jc w:val="left"/>
+            </w:pPr>
+            <w:r>
+              <w:t xml:space="preserve">CRM-интеграция</w:t>
+            </w:r>
+          </w:p>
+        </w:tc>
+        <w:tc>
+          <w:tcPr/>
+          <w:p>
+            <w:pPr>
+              <w:pStyle w:val="Compact"/>
+              <w:jc w:val="left"/>
+            </w:pPr>
+            <w:r>
+              <w:t xml:space="preserve">Webhook → amoCRM / Bitrix24, карточка лида</w:t>
+            </w:r>
+          </w:p>
+        </w:tc>
+        <w:tc>
+          <w:tcPr/>
+          <w:p>
+            <w:pPr>
+              <w:pStyle w:val="Compact"/>
+              <w:jc w:val="left"/>
+            </w:pPr>
+            <w:r>
+              <w:t xml:space="preserve">1 неделя</w:t>
+            </w:r>
+          </w:p>
+        </w:tc>
+        <w:tc>
+          <w:tcPr/>
+          <w:p>
+            <w:pPr>
+              <w:pStyle w:val="Compact"/>
+              <w:jc w:val="left"/>
+            </w:pPr>
+            <w:r>
+              <w:t xml:space="preserve">60 000 – 80 000 ₽</w:t>
+            </w:r>
+          </w:p>
+        </w:tc>
+      </w:tr>
+      <w:tr>
+        <w:tc>
+          <w:tcPr/>
+          <w:p>
+            <w:pPr>
+              <w:pStyle w:val="Compact"/>
+              <w:jc w:val="left"/>
+            </w:pPr>
+            <w:r>
+              <w:t xml:space="preserve">Дашборд и мониторинг</w:t>
+            </w:r>
+          </w:p>
+        </w:tc>
+        <w:tc>
+          <w:tcPr/>
+          <w:p>
+            <w:pPr>
+              <w:pStyle w:val="Compact"/>
+              <w:jc w:val="left"/>
+            </w:pPr>
+            <w:r>
+              <w:t xml:space="preserve">Статистика звонков, записи, конверсия</w:t>
+            </w:r>
+          </w:p>
+        </w:tc>
+        <w:tc>
+          <w:tcPr/>
+          <w:p>
+            <w:pPr>
+              <w:pStyle w:val="Compact"/>
+              <w:jc w:val="left"/>
+            </w:pPr>
+            <w:r>
+              <w:t xml:space="preserve">2 недели</w:t>
+            </w:r>
+          </w:p>
+        </w:tc>
+        <w:tc>
+          <w:tcPr/>
+          <w:p>
+            <w:pPr>
+              <w:pStyle w:val="Compact"/>
+              <w:jc w:val="left"/>
+            </w:pPr>
+            <w:r>
+              <w:t xml:space="preserve">100 000 – 150 000 ₽</w:t>
+            </w:r>
+          </w:p>
+        </w:tc>
+      </w:tr>
+      <w:tr>
+        <w:tc>
+          <w:tcPr/>
+          <w:p>
+            <w:pPr>
+              <w:pStyle w:val="Compact"/>
+              <w:jc w:val="left"/>
+            </w:pPr>
+            <w:r>
+              <w:t xml:space="preserve">Тестирование и тюнинг</w:t>
+            </w:r>
+          </w:p>
+        </w:tc>
+        <w:tc>
+          <w:tcPr/>
+          <w:p>
+            <w:pPr>
+              <w:pStyle w:val="Compact"/>
+              <w:jc w:val="left"/>
+            </w:pPr>
+            <w:r>
+              <w:t xml:space="preserve">A/B-тесты скриптов, дообучение классификатора</w:t>
+            </w:r>
+          </w:p>
+        </w:tc>
+        <w:tc>
+          <w:tcPr/>
+          <w:p>
+            <w:pPr>
+              <w:pStyle w:val="Compact"/>
+              <w:jc w:val="left"/>
+            </w:pPr>
+            <w:r>
+              <w:t xml:space="preserve">2 недели</w:t>
+            </w:r>
+          </w:p>
+        </w:tc>
+        <w:tc>
+          <w:tcPr/>
+          <w:p>
+            <w:pPr>
+              <w:pStyle w:val="Compact"/>
+              <w:jc w:val="left"/>
+            </w:pPr>
+            <w:r>
+              <w:t xml:space="preserve">100 000 – 150 000 ₽</w:t>
+            </w:r>
+          </w:p>
+        </w:tc>
+      </w:tr>
+      <w:tr>
+        <w:tc>
+          <w:tcPr/>
+          <w:p>
+            <w:pPr>
+              <w:pStyle w:val="Compact"/>
+              <w:jc w:val="left"/>
+            </w:pPr>
+            <w:r>
+              <w:rPr>
+                <w:bCs/>
+                <w:b/>
+              </w:rPr>
+              <w:t xml:space="preserve">ИТОГО</w:t>
+            </w:r>
+          </w:p>
+        </w:tc>
+        <w:tc>
+          <w:tcPr/>
+          <w:p>
+            <w:pPr>
+              <w:pStyle w:val="Compact"/>
+            </w:pPr>
+          </w:p>
+        </w:tc>
+        <w:tc>
+          <w:tcPr/>
+          <w:p>
+            <w:pPr>
+              <w:pStyle w:val="Compact"/>
+              <w:jc w:val="left"/>
+            </w:pPr>
+            <w:r>
+              <w:rPr>
+                <w:bCs/>
+                <w:b/>
+              </w:rPr>
+              <w:t xml:space="preserve">13–16 недель (3–4 месяца)</w:t>
+            </w:r>
+          </w:p>
+        </w:tc>
+        <w:tc>
+          <w:tcPr/>
+          <w:p>
+            <w:pPr>
+              <w:pStyle w:val="Compact"/>
+              <w:jc w:val="left"/>
+            </w:pPr>
+            <w:r>
+              <w:rPr>
+                <w:bCs/>
+                <w:b/>
+              </w:rPr>
+              <w:t xml:space="preserve">820 000 – 1 220 000 ₽</w:t>
+            </w:r>
+          </w:p>
+        </w:tc>
+      </w:tr>
+    </w:tbl>
+    <w:p>
+      <w:r>
+        <w:pict>
+          <v:rect style="width:0;height:1.5pt" o:hralign="center" o:hrstd="t" o:hr="t"/>
+        </w:pict>
+      </w:r>
+    </w:p>
+    <w:bookmarkEnd w:id="31"/>
+    <w:bookmarkStart w:id="38" w:name="план-реализации-1316-недель"/>
+    <w:p>
+      <w:pPr>
+        <w:pStyle w:val="Heading2"/>
+      </w:pPr>
+      <w:r>
+        <w:t xml:space="preserve">📅 План реализации (13–16 недель)</w:t>
+      </w:r>
+    </w:p>
+    <w:bookmarkStart w:id="32" w:name="этап-1-телефония-недели-13"/>
+    <w:p>
+      <w:pPr>
+        <w:pStyle w:val="Heading3"/>
+      </w:pPr>
+      <w:r>
+        <w:t xml:space="preserve">Этап 1: Телефония — недели 1–3</w:t>
+      </w:r>
+    </w:p>
+    <w:p>
+      <w:pPr>
+        <w:numPr>
+          <w:ilvl w:val="0"/>
+          <w:numId w:val="1002"/>
+        </w:numPr>
+        <w:pStyle w:val="Compact"/>
+      </w:pPr>
+      <w:r>
+        <w:t xml:space="preserve">☐ Выбор провайдера телефонии (Exolve/МТТ — российские, Twilio — международный)</w:t>
+      </w:r>
+    </w:p>
+    <w:p>
+      <w:pPr>
+        <w:numPr>
+          <w:ilvl w:val="0"/>
+          <w:numId w:val="1002"/>
+        </w:numPr>
+        <w:pStyle w:val="Compact"/>
+      </w:pPr>
+      <w:r>
+        <w:t xml:space="preserve">☐ Аренда номеров (пул номеров, ротация для избежания блокировок)</w:t>
+      </w:r>
+    </w:p>
+    <w:p>
+      <w:pPr>
+        <w:numPr>
+          <w:ilvl w:val="0"/>
+          <w:numId w:val="1002"/>
+        </w:numPr>
+        <w:pStyle w:val="Compact"/>
+      </w:pPr>
+      <w:r>
+        <w:t xml:space="preserve">☐ Настройка SIP-транка или WebRTC</w:t>
+      </w:r>
+    </w:p>
+    <w:p>
+      <w:pPr>
+        <w:numPr>
+          <w:ilvl w:val="0"/>
+          <w:numId w:val="1002"/>
+        </w:numPr>
+        <w:pStyle w:val="Compact"/>
+      </w:pPr>
+      <w:r>
+        <w:t xml:space="preserve">☐ Исходящие звонки: дозвон, определение автоответчика, переключение на оператора</w:t>
+      </w:r>
+    </w:p>
+    <w:p>
+      <w:pPr>
+        <w:numPr>
+          <w:ilvl w:val="0"/>
+          <w:numId w:val="1002"/>
+        </w:numPr>
+        <w:pStyle w:val="Compact"/>
+      </w:pPr>
+      <w:r>
+        <w:t xml:space="preserve">☐ Запись разговоров (WAV/MP3, хранение)</w:t>
+      </w:r>
+    </w:p>
+    <w:p>
+      <w:pPr>
+        <w:numPr>
+          <w:ilvl w:val="0"/>
+          <w:numId w:val="1002"/>
+        </w:numPr>
+        <w:pStyle w:val="Compact"/>
+      </w:pPr>
+      <w:r>
+        <w:t xml:space="preserve">☐ Обработка состояний: не ответил, занято, автоответчик, сброс</w:t>
+      </w:r>
+    </w:p>
+    <w:bookmarkEnd w:id="32"/>
+    <w:bookmarkStart w:id="33" w:name="Xdf2c9c0705038829c67595b42500e2b4535972e"/>
+    <w:p>
+      <w:pPr>
+        <w:pStyle w:val="Heading3"/>
+      </w:pPr>
+      <w:r>
+        <w:t xml:space="preserve">Этап 2: Распознавание и синтез речи — недели 3–5</w:t>
+      </w:r>
+    </w:p>
+    <w:p>
+      <w:pPr>
+        <w:numPr>
+          <w:ilvl w:val="0"/>
+          <w:numId w:val="1003"/>
+        </w:numPr>
+        <w:pStyle w:val="Compact"/>
+      </w:pPr>
+      <w:r>
+        <w:t xml:space="preserve">☐ STT: потоковое распознавание (Yandex SpeechKit — лучший для русского)</w:t>
+      </w:r>
+    </w:p>
+    <w:p>
+      <w:pPr>
+        <w:numPr>
+          <w:ilvl w:val="0"/>
+          <w:numId w:val="1003"/>
+        </w:numPr>
+        <w:pStyle w:val="Compact"/>
+      </w:pPr>
+      <w:r>
+        <w:t xml:space="preserve">☐ Обработка пауз, перебиваний, неразборчивой речи</w:t>
+      </w:r>
+    </w:p>
+    <w:p>
+      <w:pPr>
+        <w:numPr>
+          <w:ilvl w:val="0"/>
+          <w:numId w:val="1003"/>
+        </w:numPr>
+        <w:pStyle w:val="Compact"/>
+      </w:pPr>
+      <w:r>
+        <w:t xml:space="preserve">☐ TTS: генерация голоса (ElevenLabs для премиум, SaluteSpeech для эконома)</w:t>
+      </w:r>
+    </w:p>
+    <w:p>
+      <w:pPr>
+        <w:numPr>
+          <w:ilvl w:val="0"/>
+          <w:numId w:val="1003"/>
+        </w:numPr>
+        <w:pStyle w:val="Compact"/>
+      </w:pPr>
+      <w:r>
+        <w:t xml:space="preserve">☐ Базовые голосовые модели: мужской/женский, темп речи, интонации пауз</w:t>
+      </w:r>
+    </w:p>
+    <w:p>
+      <w:pPr>
+        <w:numPr>
+          <w:ilvl w:val="0"/>
+          <w:numId w:val="1003"/>
+        </w:numPr>
+        <w:pStyle w:val="Compact"/>
+      </w:pPr>
+      <w:r>
+        <w:t xml:space="preserve">☐ Потоковая передача аудио: телефон ↔ STT ↔ LLM ↔ TTS ↔ телефон</w:t>
+      </w:r>
+    </w:p>
+    <w:bookmarkEnd w:id="33"/>
+    <w:bookmarkStart w:id="34" w:name="этап-3-разговорный-движок-недели-58"/>
+    <w:p>
+      <w:pPr>
+        <w:pStyle w:val="Heading3"/>
+      </w:pPr>
+      <w:r>
+        <w:t xml:space="preserve">Этап 3: Разговорный движок — недели 5–8</w:t>
+      </w:r>
+    </w:p>
+    <w:p>
+      <w:pPr>
+        <w:numPr>
+          <w:ilvl w:val="0"/>
+          <w:numId w:val="1004"/>
+        </w:numPr>
+        <w:pStyle w:val="Compact"/>
+      </w:pPr>
+      <w:r>
+        <w:t xml:space="preserve">☐ Проектирование скриптов продаж (открытие → прогрев → предложение → возражения → закрытие)</w:t>
+      </w:r>
+    </w:p>
+    <w:p>
+      <w:pPr>
+        <w:numPr>
+          <w:ilvl w:val="0"/>
+          <w:numId w:val="1004"/>
+        </w:numPr>
+        <w:pStyle w:val="Compact"/>
+      </w:pPr>
+      <w:r>
+        <w:t xml:space="preserve">☐ Системный промпт LLM: роль, контекст компании, продукт, границы</w:t>
+      </w:r>
+    </w:p>
+    <w:p>
+      <w:pPr>
+        <w:numPr>
+          <w:ilvl w:val="0"/>
+          <w:numId w:val="1004"/>
+        </w:numPr>
+        <w:pStyle w:val="Compact"/>
+      </w:pPr>
+      <w:r>
+        <w:t xml:space="preserve">☐ Обработка возражений: «дорого», «у нас уже есть», «перезвоните позже», «не интересует»</w:t>
+      </w:r>
+    </w:p>
+    <w:p>
+      <w:pPr>
+        <w:numPr>
+          <w:ilvl w:val="0"/>
+          <w:numId w:val="1004"/>
+        </w:numPr>
+        <w:pStyle w:val="Compact"/>
+      </w:pPr>
+      <w:r>
+        <w:t xml:space="preserve">☐ Сбор информации: имя, должность, потребность, бюджет, сроки, ЛПР</w:t>
+      </w:r>
+    </w:p>
+    <w:p>
+      <w:pPr>
+        <w:numPr>
+          <w:ilvl w:val="0"/>
+          <w:numId w:val="1004"/>
+        </w:numPr>
+        <w:pStyle w:val="Compact"/>
+      </w:pPr>
+      <w:r>
+        <w:t xml:space="preserve">☐ Эскалация на живого менеджера при триггерах (клиент просит соединить, сложное возражение)</w:t>
+      </w:r>
+    </w:p>
+    <w:p>
+      <w:pPr>
+        <w:numPr>
+          <w:ilvl w:val="0"/>
+          <w:numId w:val="1004"/>
+        </w:numPr>
+        <w:pStyle w:val="Compact"/>
+      </w:pPr>
+      <w:r>
+        <w:t xml:space="preserve">☐ Ограничения: не врать, не давать несуществующих скидок, соблюдать 152-ФЗ</w:t>
+      </w:r>
+    </w:p>
+    <w:bookmarkEnd w:id="34"/>
+    <w:bookmarkStart w:id="35" w:name="этап-4-классификация-лидов-недели-810"/>
+    <w:p>
+      <w:pPr>
+        <w:pStyle w:val="Heading3"/>
+      </w:pPr>
+      <w:r>
+        <w:t xml:space="preserve">Этап 4: Классификация лидов — недели 8–10</w:t>
+      </w:r>
+    </w:p>
+    <w:p>
+      <w:pPr>
+        <w:pStyle w:val="FirstParagraph"/>
+      </w:pPr>
+      <w:r>
+        <w:t xml:space="preserve">Статусы после разговора:</w:t>
+      </w:r>
+    </w:p>
+    <w:tbl>
+      <w:tblPr>
+        <w:tblStyle w:val="Table"/>
+        <w:tblW w:type="pct" w:w="5000"/>
+        <w:tblLook w:firstRow="1" w:lastRow="0" w:firstColumn="0" w:lastColumn="0" w:noHBand="0" w:noVBand="0" w:val="0020"/>
+        <w:jc w:val="start"/>
+      </w:tblPr>
+      <w:tblGrid>
+        <w:gridCol w:w="2640"/>
+        <w:gridCol w:w="2640"/>
+        <w:gridCol w:w="2640"/>
+      </w:tblGrid>
+      <w:tr>
+        <w:trPr>
+          <w:tblHeader w:val="true"/>
+        </w:trPr>
+        <w:tc>
+          <w:tcPr/>
+          <w:p>
+            <w:pPr>
+              <w:pStyle w:val="Compact"/>
+              <w:jc w:val="left"/>
+            </w:pPr>
+            <w:r>
+              <w:t xml:space="preserve">Статус</w:t>
+            </w:r>
+          </w:p>
+        </w:tc>
+        <w:tc>
+          <w:tcPr/>
+          <w:p>
+            <w:pPr>
+              <w:pStyle w:val="Compact"/>
+              <w:jc w:val="left"/>
+            </w:pPr>
+            <w:r>
+              <w:t xml:space="preserve">Критерии</w:t>
+            </w:r>
+          </w:p>
+        </w:tc>
+        <w:tc>
+          <w:tcPr/>
+          <w:p>
+            <w:pPr>
+              <w:pStyle w:val="Compact"/>
+              <w:jc w:val="left"/>
+            </w:pPr>
+            <w:r>
+              <w:t xml:space="preserve">Действие</w:t>
+            </w:r>
+          </w:p>
+        </w:tc>
+      </w:tr>
+      <w:tr>
+        <w:tc>
+          <w:tcPr/>
+          <w:p>
+            <w:pPr>
+              <w:pStyle w:val="Compact"/>
+              <w:jc w:val="left"/>
+            </w:pPr>
+            <w:r>
+              <w:t xml:space="preserve">🔴</w:t>
+            </w:r>
+            <w:r>
+              <w:t xml:space="preserve"> </w:t>
+            </w:r>
+            <w:r>
+              <w:rPr>
+                <w:bCs/>
+                <w:b/>
+              </w:rPr>
+              <w:t xml:space="preserve">Не целевой</w:t>
+            </w:r>
+          </w:p>
+        </w:tc>
+        <w:tc>
+          <w:tcPr/>
+          <w:p>
+            <w:pPr>
+              <w:pStyle w:val="Compact"/>
+              <w:jc w:val="left"/>
+            </w:pPr>
+            <w:r>
+              <w:t xml:space="preserve">Не профиль, ошиблись номером, физлицо</w:t>
+            </w:r>
+          </w:p>
+        </w:tc>
+        <w:tc>
+          <w:tcPr/>
+          <w:p>
+            <w:pPr>
+              <w:pStyle w:val="Compact"/>
+              <w:jc w:val="left"/>
+            </w:pPr>
+            <w:r>
+              <w:t xml:space="preserve">Удалить из базы</w:t>
+            </w:r>
+          </w:p>
+        </w:tc>
+      </w:tr>
+      <w:tr>
+        <w:tc>
+          <w:tcPr/>
+          <w:p>
+            <w:pPr>
+              <w:pStyle w:val="Compact"/>
+              <w:jc w:val="left"/>
+            </w:pPr>
+            <w:r>
+              <w:t xml:space="preserve">⚫</w:t>
+            </w:r>
+            <w:r>
+              <w:t xml:space="preserve"> </w:t>
+            </w:r>
+            <w:r>
+              <w:rPr>
+                <w:bCs/>
+                <w:b/>
+              </w:rPr>
+              <w:t xml:space="preserve">Не дозвон</w:t>
+            </w:r>
+          </w:p>
+        </w:tc>
+        <w:tc>
+          <w:tcPr/>
+          <w:p>
+            <w:pPr>
+              <w:pStyle w:val="Compact"/>
+              <w:jc w:val="left"/>
+            </w:pPr>
+            <w:r>
+              <w:t xml:space="preserve">Не ответил (3 попытки), автоответчик, занято</w:t>
+            </w:r>
+          </w:p>
+        </w:tc>
+        <w:tc>
+          <w:tcPr/>
+          <w:p>
+            <w:pPr>
+              <w:pStyle w:val="Compact"/>
+              <w:jc w:val="left"/>
+            </w:pPr>
+            <w:r>
+              <w:t xml:space="preserve">Перенести на следующую волну</w:t>
+            </w:r>
+          </w:p>
+        </w:tc>
+      </w:tr>
+      <w:tr>
+        <w:tc>
+          <w:tcPr/>
+          <w:p>
+            <w:pPr>
+              <w:pStyle w:val="Compact"/>
+              <w:jc w:val="left"/>
+            </w:pPr>
+            <w:r>
+              <w:t xml:space="preserve">🔵</w:t>
+            </w:r>
+            <w:r>
+              <w:t xml:space="preserve"> </w:t>
+            </w:r>
+            <w:r>
+              <w:rPr>
+                <w:bCs/>
+                <w:b/>
+              </w:rPr>
+              <w:t xml:space="preserve">Холодный</w:t>
+            </w:r>
+          </w:p>
+        </w:tc>
+        <w:tc>
+          <w:tcPr/>
+          <w:p>
+            <w:pPr>
+              <w:pStyle w:val="Compact"/>
+              <w:jc w:val="left"/>
+            </w:pPr>
+            <w:r>
+              <w:t xml:space="preserve">«Не интересует», «нет потребности»</w:t>
+            </w:r>
+          </w:p>
+        </w:tc>
+        <w:tc>
+          <w:tcPr/>
+          <w:p>
+            <w:pPr>
+              <w:pStyle w:val="Compact"/>
+              <w:jc w:val="left"/>
+            </w:pPr>
+            <w:r>
+              <w:t xml:space="preserve">Оставить в базе, прогрев через 3 мес</w:t>
+            </w:r>
+          </w:p>
+        </w:tc>
+      </w:tr>
+      <w:tr>
+        <w:tc>
+          <w:tcPr/>
+          <w:p>
+            <w:pPr>
+              <w:pStyle w:val="Compact"/>
+              <w:jc w:val="left"/>
+            </w:pPr>
+            <w:r>
+              <w:t xml:space="preserve">🟡</w:t>
+            </w:r>
+            <w:r>
+              <w:t xml:space="preserve"> </w:t>
+            </w:r>
+            <w:r>
+              <w:rPr>
+                <w:bCs/>
+                <w:b/>
+              </w:rPr>
+              <w:t xml:space="preserve">Тёплый</w:t>
+            </w:r>
+          </w:p>
+        </w:tc>
+        <w:tc>
+          <w:tcPr/>
+          <w:p>
+            <w:pPr>
+              <w:pStyle w:val="Compact"/>
+              <w:jc w:val="left"/>
+            </w:pPr>
+            <w:r>
+              <w:t xml:space="preserve">Интерес, но «перезвоните через месяц», «пришлите КП»</w:t>
+            </w:r>
+          </w:p>
+        </w:tc>
+        <w:tc>
+          <w:tcPr/>
+          <w:p>
+            <w:pPr>
+              <w:pStyle w:val="Compact"/>
+              <w:jc w:val="left"/>
+            </w:pPr>
+            <w:r>
+              <w:t xml:space="preserve">Поставить задачу менеджеру</w:t>
+            </w:r>
+          </w:p>
+        </w:tc>
+      </w:tr>
+      <w:tr>
+        <w:tc>
+          <w:tcPr/>
+          <w:p>
+            <w:pPr>
+              <w:pStyle w:val="Compact"/>
+              <w:jc w:val="left"/>
+            </w:pPr>
+            <w:r>
+              <w:t xml:space="preserve">🟢</w:t>
+            </w:r>
+            <w:r>
+              <w:t xml:space="preserve"> </w:t>
+            </w:r>
+            <w:r>
+              <w:rPr>
+                <w:bCs/>
+                <w:b/>
+              </w:rPr>
+              <w:t xml:space="preserve">Горячий</w:t>
+            </w:r>
+          </w:p>
+        </w:tc>
+        <w:tc>
+          <w:tcPr/>
+          <w:p>
+            <w:pPr>
+              <w:pStyle w:val="Compact"/>
+              <w:jc w:val="left"/>
+            </w:pPr>
+            <w:r>
+              <w:t xml:space="preserve">Готов к встрече/расчёту, назвал бюджет/сроки</w:t>
+            </w:r>
+          </w:p>
+        </w:tc>
+        <w:tc>
+          <w:tcPr/>
+          <w:p>
+            <w:pPr>
+              <w:pStyle w:val="Compact"/>
+              <w:jc w:val="left"/>
+            </w:pPr>
+            <w:r>
+              <w:t xml:space="preserve">Мгновенно в CRM → звонок менеджера</w:t>
+            </w:r>
+          </w:p>
+        </w:tc>
+      </w:tr>
+    </w:tbl>
+    <w:p>
+      <w:pPr>
+        <w:pStyle w:val="BodyText"/>
+      </w:pPr>
+      <w:r>
+        <w:t xml:space="preserve">Классификация:</w:t>
+      </w:r>
+      <w:r>
+        <w:t xml:space="preserve"> </w:t>
+      </w:r>
+      <w:r>
+        <w:t xml:space="preserve">- [ ] Правила на основе ключевых фраз и тональности</w:t>
+      </w:r>
+      <w:r>
+        <w:t xml:space="preserve"> </w:t>
+      </w:r>
+      <w:r>
+        <w:t xml:space="preserve">- [ ] LLM-классификатор (отдельный прогон всего диалога → JSON со статусом и причинами)</w:t>
+      </w:r>
+      <w:r>
+        <w:t xml:space="preserve"> </w:t>
+      </w:r>
+      <w:r>
+        <w:t xml:space="preserve">- [ ] Извлечение сущностей: имя, компания, телефон, email, потребность, бюджет</w:t>
+      </w:r>
+    </w:p>
+    <w:bookmarkEnd w:id="35"/>
+    <w:bookmarkStart w:id="36" w:name="этап-5-crm-и-дашборд-недели-1012"/>
+    <w:p>
+      <w:pPr>
+        <w:pStyle w:val="Heading3"/>
+      </w:pPr>
+      <w:r>
+        <w:t xml:space="preserve">Этап 5: CRM и дашборд — недели 10–12</w:t>
+      </w:r>
+    </w:p>
+    <w:p>
+      <w:pPr>
+        <w:numPr>
+          <w:ilvl w:val="0"/>
+          <w:numId w:val="1005"/>
+        </w:numPr>
+        <w:pStyle w:val="Compact"/>
+      </w:pPr>
+      <w:r>
+        <w:t xml:space="preserve">☐ Webhook в CRM: создание/обновление карточки лида с полями</w:t>
+      </w:r>
+    </w:p>
+    <w:p>
+      <w:pPr>
+        <w:numPr>
+          <w:ilvl w:val="0"/>
+          <w:numId w:val="1005"/>
+        </w:numPr>
+        <w:pStyle w:val="Compact"/>
+      </w:pPr>
+      <w:r>
+        <w:t xml:space="preserve">☐ Поля: статус, источник, дата звонка, запись, транскрипция, теги</w:t>
+      </w:r>
+    </w:p>
+    <w:p>
+      <w:pPr>
+        <w:numPr>
+          <w:ilvl w:val="0"/>
+          <w:numId w:val="1005"/>
+        </w:numPr>
+        <w:pStyle w:val="Compact"/>
+      </w:pPr>
+      <w:r>
+        <w:t xml:space="preserve">☐ Дашборд для руководителя:</w:t>
+      </w:r>
+    </w:p>
+    <w:p>
+      <w:pPr>
+        <w:numPr>
+          <w:ilvl w:val="1"/>
+          <w:numId w:val="1006"/>
+        </w:numPr>
+        <w:pStyle w:val="Compact"/>
+      </w:pPr>
+      <w:r>
+        <w:t xml:space="preserve">Звонков сегодня / дозвон / горячих / конверсия</w:t>
+      </w:r>
+    </w:p>
+    <w:p>
+      <w:pPr>
+        <w:numPr>
+          <w:ilvl w:val="1"/>
+          <w:numId w:val="1006"/>
+        </w:numPr>
+        <w:pStyle w:val="Compact"/>
+      </w:pPr>
+      <w:r>
+        <w:t xml:space="preserve">График по дням и часам (лучшее время для прозвона)</w:t>
+      </w:r>
+    </w:p>
+    <w:p>
+      <w:pPr>
+        <w:numPr>
+          <w:ilvl w:val="1"/>
+          <w:numId w:val="1006"/>
+        </w:numPr>
+        <w:pStyle w:val="Compact"/>
+      </w:pPr>
+      <w:r>
+        <w:t xml:space="preserve">Слушать записи, читать транскрипции</w:t>
+      </w:r>
+    </w:p>
+    <w:p>
+      <w:pPr>
+        <w:numPr>
+          <w:ilvl w:val="1"/>
+          <w:numId w:val="1006"/>
+        </w:numPr>
+        <w:pStyle w:val="Compact"/>
+      </w:pPr>
+      <w:r>
+        <w:t xml:space="preserve">Сравнение скриптов (A/B)</w:t>
+      </w:r>
+    </w:p>
+    <w:p>
+      <w:pPr>
+        <w:numPr>
+          <w:ilvl w:val="0"/>
+          <w:numId w:val="1005"/>
+        </w:numPr>
+        <w:pStyle w:val="Compact"/>
+      </w:pPr>
+      <w:r>
+        <w:t xml:space="preserve">☐ Уведомления в Telegram: «🔥 Горячий лид: Иван, СтройПроект, склад 1000 м²»</w:t>
+      </w:r>
+    </w:p>
+    <w:bookmarkEnd w:id="36"/>
+    <w:bookmarkStart w:id="37" w:name="этап-6-тестирование-и-запуск-недели-1216"/>
+    <w:p>
+      <w:pPr>
+        <w:pStyle w:val="Heading3"/>
+      </w:pPr>
+      <w:r>
+        <w:t xml:space="preserve">Этап 6: Тестирование и запуск — недели 12–16</w:t>
+      </w:r>
+    </w:p>
+    <w:p>
+      <w:pPr>
+        <w:numPr>
+          <w:ilvl w:val="0"/>
+          <w:numId w:val="1007"/>
+        </w:numPr>
+        <w:pStyle w:val="Compact"/>
+      </w:pPr>
+      <w:r>
+        <w:t xml:space="preserve">☐ Тестовый прозвон на 100 номерах (внутренняя БД)</w:t>
+      </w:r>
+    </w:p>
+    <w:p>
+      <w:pPr>
+        <w:numPr>
+          <w:ilvl w:val="0"/>
+          <w:numId w:val="1007"/>
+        </w:numPr>
+        <w:pStyle w:val="Compact"/>
+      </w:pPr>
+      <w:r>
+        <w:t xml:space="preserve">☐ Анализ: % дозвона, средняя длительность, конверсия в горячих</w:t>
+      </w:r>
+    </w:p>
+    <w:p>
+      <w:pPr>
+        <w:numPr>
+          <w:ilvl w:val="0"/>
+          <w:numId w:val="1007"/>
+        </w:numPr>
+        <w:pStyle w:val="Compact"/>
+      </w:pPr>
+      <w:r>
+        <w:t xml:space="preserve">☐ Донастройка скриптов и промптов по результатам</w:t>
+      </w:r>
+    </w:p>
+    <w:p>
+      <w:pPr>
+        <w:numPr>
+          <w:ilvl w:val="0"/>
+          <w:numId w:val="1007"/>
+        </w:numPr>
+        <w:pStyle w:val="Compact"/>
+      </w:pPr>
+      <w:r>
+        <w:t xml:space="preserve">☐ A/B-тест двух скриптов</w:t>
+      </w:r>
+    </w:p>
+    <w:p>
+      <w:pPr>
+        <w:numPr>
+          <w:ilvl w:val="0"/>
+          <w:numId w:val="1007"/>
+        </w:numPr>
+        <w:pStyle w:val="Compact"/>
+      </w:pPr>
+      <w:r>
+        <w:t xml:space="preserve">☐ Обучение менеджеров работе с горячими лидами</w:t>
+      </w:r>
+    </w:p>
+    <w:p>
+      <w:pPr>
+        <w:numPr>
+          <w:ilvl w:val="0"/>
+          <w:numId w:val="1007"/>
+        </w:numPr>
+        <w:pStyle w:val="Compact"/>
+      </w:pPr>
+      <w:r>
+        <w:t xml:space="preserve">☐ Запуск на боевой базе (500–1000 номеров)</w:t>
+      </w:r>
+    </w:p>
+    <w:p>
+      <w:r>
+        <w:pict>
+          <v:rect style="width:0;height:1.5pt" o:hralign="center" o:hrstd="t" o:hr="t"/>
+        </w:pict>
+      </w:r>
+    </w:p>
+    <w:bookmarkEnd w:id="37"/>
+    <w:bookmarkEnd w:id="38"/>
+    <w:bookmarkStart w:id="39" w:name="технический-стек"/>
+    <w:p>
+      <w:pPr>
+        <w:pStyle w:val="Heading2"/>
+      </w:pPr>
+      <w:r>
+        <w:t xml:space="preserve">🧱 Технический стек</w:t>
+      </w:r>
+    </w:p>
+    <w:tbl>
+      <w:tblPr>
+        <w:tblStyle w:val="Table"/>
+        <w:tblW w:type="pct" w:w="5000"/>
+        <w:tblLook w:firstRow="1" w:lastRow="0" w:firstColumn="0" w:lastColumn="0" w:noHBand="0" w:noVBand="0" w:val="0020"/>
+        <w:jc w:val="start"/>
+      </w:tblPr>
+      <w:tblGrid>
+        <w:gridCol w:w="2640"/>
+        <w:gridCol w:w="2640"/>
+        <w:gridCol w:w="2640"/>
+      </w:tblGrid>
+      <w:tr>
+        <w:trPr>
+          <w:tblHeader w:val="true"/>
+        </w:trPr>
+        <w:tc>
+          <w:tcPr/>
+          <w:p>
+            <w:pPr>
+              <w:pStyle w:val="Compact"/>
+              <w:jc w:val="left"/>
+            </w:pPr>
+            <w:r>
+              <w:t xml:space="preserve">Слой</w:t>
+            </w:r>
+          </w:p>
+        </w:tc>
+        <w:tc>
+          <w:tcPr/>
+          <w:p>
+            <w:pPr>
+              <w:pStyle w:val="Compact"/>
+              <w:jc w:val="left"/>
+            </w:pPr>
+            <w:r>
+              <w:t xml:space="preserve">Технология</w:t>
+            </w:r>
+          </w:p>
+        </w:tc>
+        <w:tc>
+          <w:tcPr/>
+          <w:p>
+            <w:pPr>
+              <w:pStyle w:val="Compact"/>
+              <w:jc w:val="left"/>
+            </w:pPr>
+            <w:r>
+              <w:t xml:space="preserve">Назначение</w:t>
+            </w:r>
+          </w:p>
+        </w:tc>
+      </w:tr>
+      <w:tr>
+        <w:tc>
+          <w:tcPr/>
+          <w:p>
+            <w:pPr>
+              <w:pStyle w:val="Compact"/>
+              <w:jc w:val="left"/>
+            </w:pPr>
+            <w:r>
+              <w:rPr>
+                <w:bCs/>
+                <w:b/>
+              </w:rPr>
+              <w:t xml:space="preserve">Телефония</w:t>
+            </w:r>
+          </w:p>
+        </w:tc>
+        <w:tc>
+          <w:tcPr/>
+          <w:p>
+            <w:pPr>
+              <w:pStyle w:val="Compact"/>
+              <w:jc w:val="left"/>
+            </w:pPr>
+            <w:r>
+              <w:t xml:space="preserve">Exolve API / VoxImplant / Twilio</w:t>
+            </w:r>
+          </w:p>
+        </w:tc>
+        <w:tc>
+          <w:tcPr/>
+          <w:p>
+            <w:pPr>
+              <w:pStyle w:val="Compact"/>
+              <w:jc w:val="left"/>
+            </w:pPr>
+            <w:r>
+              <w:t xml:space="preserve">Исходящие звонки, SIP-транк, запись</w:t>
+            </w:r>
+          </w:p>
+        </w:tc>
+      </w:tr>
+      <w:tr>
+        <w:tc>
+          <w:tcPr/>
+          <w:p>
+            <w:pPr>
+              <w:pStyle w:val="Compact"/>
+              <w:jc w:val="left"/>
+            </w:pPr>
+            <w:r>
+              <w:rPr>
+                <w:bCs/>
+                <w:b/>
+              </w:rPr>
+              <w:t xml:space="preserve">STT</w:t>
+            </w:r>
+          </w:p>
+        </w:tc>
+        <w:tc>
+          <w:tcPr/>
+          <w:p>
+            <w:pPr>
+              <w:pStyle w:val="Compact"/>
+              <w:jc w:val="left"/>
+            </w:pPr>
+            <w:r>
+              <w:t xml:space="preserve">Yandex SpeechKit (потоковый)</w:t>
+            </w:r>
+          </w:p>
+        </w:tc>
+        <w:tc>
+          <w:tcPr/>
+          <w:p>
+            <w:pPr>
+              <w:pStyle w:val="Compact"/>
+              <w:jc w:val="left"/>
+            </w:pPr>
+            <w:r>
+              <w:t xml:space="preserve">Распознавание русской речи</w:t>
+            </w:r>
+          </w:p>
+        </w:tc>
+      </w:tr>
+      <w:tr>
+        <w:tc>
+          <w:tcPr/>
+          <w:p>
+            <w:pPr>
+              <w:pStyle w:val="Compact"/>
+              <w:jc w:val="left"/>
+            </w:pPr>
+            <w:r>
+              <w:rPr>
+                <w:bCs/>
+                <w:b/>
+              </w:rPr>
+              <w:t xml:space="preserve">TTS</w:t>
+            </w:r>
+          </w:p>
+        </w:tc>
+        <w:tc>
+          <w:tcPr/>
+          <w:p>
+            <w:pPr>
+              <w:pStyle w:val="Compact"/>
+              <w:jc w:val="left"/>
+            </w:pPr>
+            <w:r>
+              <w:t xml:space="preserve">ElevenLabs / SaluteSpeech</w:t>
+            </w:r>
+          </w:p>
+        </w:tc>
+        <w:tc>
+          <w:tcPr/>
+          <w:p>
+            <w:pPr>
+              <w:pStyle w:val="Compact"/>
+              <w:jc w:val="left"/>
+            </w:pPr>
+            <w:r>
+              <w:t xml:space="preserve">Синтез естественного голоса</w:t>
+            </w:r>
+          </w:p>
+        </w:tc>
+      </w:tr>
+      <w:tr>
+        <w:tc>
+          <w:tcPr/>
+          <w:p>
+            <w:pPr>
+              <w:pStyle w:val="Compact"/>
+              <w:jc w:val="left"/>
+            </w:pPr>
+            <w:r>
+              <w:rPr>
+                <w:bCs/>
+                <w:b/>
+              </w:rPr>
+              <w:t xml:space="preserve">LLM</w:t>
+            </w:r>
+          </w:p>
+        </w:tc>
+        <w:tc>
+          <w:tcPr/>
+          <w:p>
+            <w:pPr>
+              <w:pStyle w:val="Compact"/>
+              <w:jc w:val="left"/>
+            </w:pPr>
+            <w:r>
+              <w:t xml:space="preserve">DeepSeek / GPT-4o (через API)</w:t>
+            </w:r>
+          </w:p>
+        </w:tc>
+        <w:tc>
+          <w:tcPr/>
+          <w:p>
+            <w:pPr>
+              <w:pStyle w:val="Compact"/>
+              <w:jc w:val="left"/>
+            </w:pPr>
+            <w:r>
+              <w:t xml:space="preserve">Ведение диалога по скрипту</w:t>
+            </w:r>
+          </w:p>
+        </w:tc>
+      </w:tr>
+      <w:tr>
+        <w:tc>
+          <w:tcPr/>
+          <w:p>
+            <w:pPr>
+              <w:pStyle w:val="Compact"/>
+              <w:jc w:val="left"/>
+            </w:pPr>
+            <w:r>
+              <w:rPr>
+                <w:bCs/>
+                <w:b/>
+              </w:rPr>
+              <w:t xml:space="preserve">Бэкенд</w:t>
+            </w:r>
+          </w:p>
+        </w:tc>
+        <w:tc>
+          <w:tcPr/>
+          <w:p>
+            <w:pPr>
+              <w:pStyle w:val="Compact"/>
+              <w:jc w:val="left"/>
+            </w:pPr>
+            <w:r>
+              <w:t xml:space="preserve">Node.js / Python (FastAPI)</w:t>
+            </w:r>
+          </w:p>
+        </w:tc>
+        <w:tc>
+          <w:tcPr/>
+          <w:p>
+            <w:pPr>
+              <w:pStyle w:val="Compact"/>
+              <w:jc w:val="left"/>
+            </w:pPr>
+            <w:r>
+              <w:t xml:space="preserve">Оркестрация звонков, очередь, WebSocket</w:t>
+            </w:r>
+          </w:p>
+        </w:tc>
+      </w:tr>
+      <w:tr>
+        <w:tc>
+          <w:tcPr/>
+          <w:p>
+            <w:pPr>
+              <w:pStyle w:val="Compact"/>
+              <w:jc w:val="left"/>
+            </w:pPr>
+            <w:r>
+              <w:rPr>
+                <w:bCs/>
+                <w:b/>
+              </w:rPr>
+              <w:t xml:space="preserve">База данных</w:t>
+            </w:r>
+          </w:p>
+        </w:tc>
+        <w:tc>
+          <w:tcPr/>
+          <w:p>
+            <w:pPr>
+              <w:pStyle w:val="Compact"/>
+              <w:jc w:val="left"/>
+            </w:pPr>
+            <w:r>
+              <w:t xml:space="preserve">PostgreSQL</w:t>
+            </w:r>
+          </w:p>
+        </w:tc>
+        <w:tc>
+          <w:tcPr/>
+          <w:p>
+            <w:pPr>
+              <w:pStyle w:val="Compact"/>
+              <w:jc w:val="left"/>
+            </w:pPr>
+            <w:r>
+              <w:t xml:space="preserve">База контактов, история звонков, статусы</w:t>
+            </w:r>
+          </w:p>
+        </w:tc>
+      </w:tr>
+      <w:tr>
+        <w:tc>
+          <w:tcPr/>
+          <w:p>
+            <w:pPr>
+              <w:pStyle w:val="Compact"/>
+              <w:jc w:val="left"/>
+            </w:pPr>
+            <w:r>
+              <w:rPr>
+                <w:bCs/>
+                <w:b/>
+              </w:rPr>
+              <w:t xml:space="preserve">Очередь</w:t>
+            </w:r>
+          </w:p>
+        </w:tc>
+        <w:tc>
+          <w:tcPr/>
+          <w:p>
+            <w:pPr>
+              <w:pStyle w:val="Compact"/>
+              <w:jc w:val="left"/>
+            </w:pPr>
+            <w:r>
+              <w:t xml:space="preserve">Redis / BullMQ</w:t>
+            </w:r>
+          </w:p>
+        </w:tc>
+        <w:tc>
+          <w:tcPr/>
+          <w:p>
+            <w:pPr>
+              <w:pStyle w:val="Compact"/>
+              <w:jc w:val="left"/>
+            </w:pPr>
+            <w:r>
+              <w:t xml:space="preserve">Очередь задач на прозвон</w:t>
+            </w:r>
+          </w:p>
+        </w:tc>
+      </w:tr>
+      <w:tr>
+        <w:tc>
+          <w:tcPr/>
+          <w:p>
+            <w:pPr>
+              <w:pStyle w:val="Compact"/>
+              <w:jc w:val="left"/>
+            </w:pPr>
+            <w:r>
+              <w:rPr>
+                <w:bCs/>
+                <w:b/>
+              </w:rPr>
+              <w:t xml:space="preserve">Хранение</w:t>
+            </w:r>
+          </w:p>
+        </w:tc>
+        <w:tc>
+          <w:tcPr/>
+          <w:p>
+            <w:pPr>
+              <w:pStyle w:val="Compact"/>
+              <w:jc w:val="left"/>
+            </w:pPr>
+            <w:r>
+              <w:t xml:space="preserve">S3 (Yandex Object Storage)</w:t>
+            </w:r>
+          </w:p>
+        </w:tc>
+        <w:tc>
+          <w:tcPr/>
+          <w:p>
+            <w:pPr>
+              <w:pStyle w:val="Compact"/>
+              <w:jc w:val="left"/>
+            </w:pPr>
+            <w:r>
+              <w:t xml:space="preserve">Записи разговоров</w:t>
+            </w:r>
+          </w:p>
+        </w:tc>
+      </w:tr>
+      <w:tr>
+        <w:tc>
+          <w:tcPr/>
+          <w:p>
+            <w:pPr>
+              <w:pStyle w:val="Compact"/>
+              <w:jc w:val="left"/>
+            </w:pPr>
+            <w:r>
+              <w:rPr>
+                <w:bCs/>
+                <w:b/>
+              </w:rPr>
+              <w:t xml:space="preserve">Дашборд</w:t>
+            </w:r>
+          </w:p>
+        </w:tc>
+        <w:tc>
+          <w:tcPr/>
+          <w:p>
+            <w:pPr>
+              <w:pStyle w:val="Compact"/>
+              <w:jc w:val="left"/>
+            </w:pPr>
+            <w:r>
+              <w:t xml:space="preserve">React + recharts</w:t>
+            </w:r>
+          </w:p>
+        </w:tc>
+        <w:tc>
+          <w:tcPr/>
+          <w:p>
+            <w:pPr>
+              <w:pStyle w:val="Compact"/>
+              <w:jc w:val="left"/>
+            </w:pPr>
+            <w:r>
+              <w:t xml:space="preserve">Статистика, графики, прослушивание</w:t>
+            </w:r>
+          </w:p>
+        </w:tc>
+      </w:tr>
+      <w:tr>
+        <w:tc>
+          <w:tcPr/>
+          <w:p>
+            <w:pPr>
+              <w:pStyle w:val="Compact"/>
+              <w:jc w:val="left"/>
+            </w:pPr>
+            <w:r>
+              <w:rPr>
+                <w:bCs/>
+                <w:b/>
+              </w:rPr>
+              <w:t xml:space="preserve">CRM</w:t>
+            </w:r>
+          </w:p>
+        </w:tc>
+        <w:tc>
+          <w:tcPr/>
+          <w:p>
+            <w:pPr>
+              <w:pStyle w:val="Compact"/>
+              <w:jc w:val="left"/>
+            </w:pPr>
+            <w:r>
+              <w:t xml:space="preserve">Webhook → amoCRM / Bitrix24</w:t>
+            </w:r>
+          </w:p>
+        </w:tc>
+        <w:tc>
+          <w:tcPr/>
+          <w:p>
+            <w:pPr>
+              <w:pStyle w:val="Compact"/>
+              <w:jc w:val="left"/>
+            </w:pPr>
+            <w:r>
+              <w:t xml:space="preserve">Передача лидов</w:t>
+            </w:r>
+          </w:p>
+        </w:tc>
+      </w:tr>
+      <w:tr>
+        <w:tc>
+          <w:tcPr/>
+          <w:p>
+            <w:pPr>
+              <w:pStyle w:val="Compact"/>
+              <w:jc w:val="left"/>
+            </w:pPr>
+            <w:r>
+              <w:rPr>
+                <w:bCs/>
+                <w:b/>
+              </w:rPr>
+              <w:t xml:space="preserve">Мониторинг</w:t>
+            </w:r>
+          </w:p>
+        </w:tc>
+        <w:tc>
+          <w:tcPr/>
+          <w:p>
+            <w:pPr>
+              <w:pStyle w:val="Compact"/>
+              <w:jc w:val="left"/>
+            </w:pPr>
+            <w:r>
+              <w:t xml:space="preserve">Sentry + Grafana</w:t>
+            </w:r>
+          </w:p>
+        </w:tc>
+        <w:tc>
+          <w:tcPr/>
+          <w:p>
+            <w:pPr>
+              <w:pStyle w:val="Compact"/>
+              <w:jc w:val="left"/>
+            </w:pPr>
+            <w:r>
+              <w:t xml:space="preserve">Ошибки, latency, нагрузка</w:t>
+            </w:r>
+          </w:p>
+        </w:tc>
+      </w:tr>
+    </w:tbl>
+    <w:p>
+      <w:r>
+        <w:pict>
+          <v:rect style="width:0;height:1.5pt" o:hralign="center" o:hrstd="t" o:hr="t"/>
+        </w:pict>
+      </w:r>
+    </w:p>
+    <w:bookmarkEnd w:id="39"/>
+    <w:bookmarkStart w:id="42" w:name="экономика"/>
+    <w:p>
+      <w:pPr>
+        <w:pStyle w:val="Heading2"/>
+      </w:pPr>
+      <w:r>
+        <w:t xml:space="preserve">📊 Экономика</w:t>
+      </w:r>
+    </w:p>
+    <w:bookmarkStart w:id="40" w:name="расходы-на-1-минуту-разговора"/>
+    <w:p>
+      <w:pPr>
+        <w:pStyle w:val="Heading3"/>
+      </w:pPr>
+      <w:r>
+        <w:t xml:space="preserve">Расходы на 1 минуту разговора</w:t>
+      </w:r>
+    </w:p>
+    <w:tbl>
+      <w:tblPr>
+        <w:tblStyle w:val="Table"/>
+        <w:tblW w:type="auto" w:w="0"/>
+        <w:tblLook w:firstRow="1" w:lastRow="0" w:firstColumn="0" w:lastColumn="0" w:noHBand="0" w:noVBand="0" w:val="0020"/>
+        <w:jc w:val="start"/>
+      </w:tblPr>
+      <w:tblGrid>
+        <w:gridCol w:w="3960"/>
+        <w:gridCol w:w="3960"/>
+      </w:tblGrid>
+      <w:tr>
+        <w:trPr>
+          <w:tblHeader w:val="true"/>
+        </w:trPr>
+        <w:tc>
+          <w:tcPr/>
+          <w:p>
+            <w:pPr>
+              <w:pStyle w:val="Compact"/>
+              <w:jc w:val="left"/>
+            </w:pPr>
+            <w:r>
+              <w:t xml:space="preserve">Статья</w:t>
+            </w:r>
+          </w:p>
+        </w:tc>
+        <w:tc>
+          <w:tcPr/>
+          <w:p>
+            <w:pPr>
+              <w:pStyle w:val="Compact"/>
+              <w:jc w:val="left"/>
+            </w:pPr>
+            <w:r>
+              <w:t xml:space="preserve">Стоимость</w:t>
+            </w:r>
+          </w:p>
+        </w:tc>
+      </w:tr>
+      <w:tr>
+        <w:tc>
+          <w:tcPr/>
+          <w:p>
+            <w:pPr>
+              <w:pStyle w:val="Compact"/>
+              <w:jc w:val="left"/>
+            </w:pPr>
+            <w:r>
+              <w:t xml:space="preserve">Телефония (исходящий звонок)</w:t>
+            </w:r>
+          </w:p>
+        </w:tc>
+        <w:tc>
+          <w:tcPr/>
+          <w:p>
+            <w:pPr>
+              <w:pStyle w:val="Compact"/>
+              <w:jc w:val="left"/>
+            </w:pPr>
+            <w:r>
+              <w:t xml:space="preserve">1.0 – 1.5 ₽</w:t>
+            </w:r>
+          </w:p>
+        </w:tc>
+      </w:tr>
+      <w:tr>
+        <w:tc>
+          <w:tcPr/>
+          <w:p>
+            <w:pPr>
+              <w:pStyle w:val="Compact"/>
+              <w:jc w:val="left"/>
+            </w:pPr>
+            <w:r>
+              <w:t xml:space="preserve">STT (распознавание)</w:t>
+            </w:r>
+          </w:p>
+        </w:tc>
+        <w:tc>
+          <w:tcPr/>
+          <w:p>
+            <w:pPr>
+              <w:pStyle w:val="Compact"/>
+              <w:jc w:val="left"/>
+            </w:pPr>
+            <w:r>
+              <w:t xml:space="preserve">1.0 – 1.8 ₽</w:t>
+            </w:r>
+          </w:p>
+        </w:tc>
+      </w:tr>
+      <w:tr>
+        <w:tc>
+          <w:tcPr/>
+          <w:p>
+            <w:pPr>
+              <w:pStyle w:val="Compact"/>
+              <w:jc w:val="left"/>
+            </w:pPr>
+            <w:r>
+              <w:t xml:space="preserve">TTS (синтез)</w:t>
+            </w:r>
+          </w:p>
+        </w:tc>
+        <w:tc>
+          <w:tcPr/>
+          <w:p>
+            <w:pPr>
+              <w:pStyle w:val="Compact"/>
+              <w:jc w:val="left"/>
+            </w:pPr>
+            <w:r>
+              <w:t xml:space="preserve">0.5 – 2.0 ₽</w:t>
+            </w:r>
+          </w:p>
+        </w:tc>
+      </w:tr>
+      <w:tr>
+        <w:tc>
+          <w:tcPr/>
+          <w:p>
+            <w:pPr>
+              <w:pStyle w:val="Compact"/>
+              <w:jc w:val="left"/>
+            </w:pPr>
+            <w:r>
+              <w:t xml:space="preserve">LLM (DeepSeek, ~500 токенов)</w:t>
+            </w:r>
+          </w:p>
+        </w:tc>
+        <w:tc>
+          <w:tcPr/>
+          <w:p>
+            <w:pPr>
+              <w:pStyle w:val="Compact"/>
+              <w:jc w:val="left"/>
+            </w:pPr>
+            <w:r>
+              <w:t xml:space="preserve">~0.1 ₽</w:t>
+            </w:r>
+          </w:p>
+        </w:tc>
+      </w:tr>
+      <w:tr>
+        <w:tc>
+          <w:tcPr/>
+          <w:p>
+            <w:pPr>
+              <w:pStyle w:val="Compact"/>
+              <w:jc w:val="left"/>
+            </w:pPr>
+            <w:r>
+              <w:rPr>
+                <w:bCs/>
+                <w:b/>
+              </w:rPr>
+              <w:t xml:space="preserve">Итого за минуту</w:t>
+            </w:r>
+          </w:p>
+        </w:tc>
+        <w:tc>
+          <w:tcPr/>
+          <w:p>
+            <w:pPr>
+              <w:pStyle w:val="Compact"/>
+              <w:jc w:val="left"/>
+            </w:pPr>
+            <w:r>
+              <w:rPr>
+                <w:bCs/>
+                <w:b/>
+              </w:rPr>
+              <w:t xml:space="preserve">3 – 5 ₽</w:t>
+            </w:r>
+          </w:p>
+        </w:tc>
+      </w:tr>
+    </w:tbl>
+    <w:bookmarkEnd w:id="40"/>
+    <w:bookmarkStart w:id="41" w:name="Xea4d92b37f9914b418b7787618ae2d5a22be6b1"/>
+    <w:p>
+      <w:pPr>
+        <w:pStyle w:val="Heading3"/>
+      </w:pPr>
+      <w:r>
+        <w:t xml:space="preserve">Маржинальность (при цене 20–25 ₽/мин для клиента)</w:t>
+      </w:r>
+    </w:p>
+    <w:p>
+      <w:pPr>
+        <w:pStyle w:val="SourceCode"/>
+      </w:pPr>
+      <w:r>
+        <w:rPr>
+          <w:rStyle w:val="VerbatimChar"/>
+        </w:rPr>
+        <w:t xml:space="preserve">Себестоимость: ~5 ₽/мин</w:t>
+      </w:r>
+      <w:r>
+        <w:br/>
+      </w:r>
+      <w:r>
+        <w:rPr>
+          <w:rStyle w:val="VerbatimChar"/>
+        </w:rPr>
+        <w:t xml:space="preserve">Цена клиенту: 20–25 ₽/мин</w:t>
+      </w:r>
+      <w:r>
+        <w:br/>
+      </w:r>
+      <w:r>
+        <w:rPr>
+          <w:rStyle w:val="VerbatimChar"/>
+        </w:rPr>
+        <w:t xml:space="preserve">Маржа: 15–20 ₽/мин (75–80%)</w:t>
+      </w:r>
+    </w:p>
+    <w:p>
+      <w:pPr>
+        <w:pStyle w:val="FirstParagraph"/>
+      </w:pPr>
+      <w:r>
+        <w:t xml:space="preserve">При 1000 минут прозвона в день:</w:t>
+      </w:r>
+      <w:r>
+        <w:t xml:space="preserve"> </w:t>
+      </w:r>
+      <w:r>
+        <w:rPr>
+          <w:bCs/>
+          <w:b/>
+        </w:rPr>
+        <w:t xml:space="preserve">15 000 – 20 000 ₽ чистой прибыли/день.</w:t>
+      </w:r>
+    </w:p>
+    <w:p>
+      <w:r>
+        <w:pict>
+          <v:rect style="width:0;height:1.5pt" o:hralign="center" o:hrstd="t" o:hr="t"/>
+        </w:pict>
+      </w:r>
+    </w:p>
+    <w:bookmarkEnd w:id="41"/>
+    <w:bookmarkEnd w:id="42"/>
+    <w:bookmarkStart w:id="43" w:name="риски-1"/>
+    <w:p>
+      <w:pPr>
+        <w:pStyle w:val="Heading2"/>
+      </w:pPr>
+      <w:r>
+        <w:t xml:space="preserve">⚠️ Риски</w:t>
+      </w:r>
+    </w:p>
+    <w:tbl>
+      <w:tblPr>
+        <w:tblStyle w:val="Table"/>
+        <w:tblW w:type="pct" w:w="5000"/>
+        <w:tblLook w:firstRow="1" w:lastRow="0" w:firstColumn="0" w:lastColumn="0" w:noHBand="0" w:noVBand="0" w:val="0020"/>
+        <w:jc w:val="start"/>
+      </w:tblPr>
+      <w:tblGrid>
+        <w:gridCol w:w="1980"/>
+        <w:gridCol w:w="1980"/>
+        <w:gridCol w:w="1980"/>
+        <w:gridCol w:w="1980"/>
+      </w:tblGrid>
+      <w:tr>
+        <w:trPr>
+          <w:tblHeader w:val="true"/>
+        </w:trPr>
+        <w:tc>
+          <w:tcPr/>
+          <w:p>
+            <w:pPr>
+              <w:pStyle w:val="Compact"/>
+              <w:jc w:val="left"/>
+            </w:pPr>
+            <w:r>
+              <w:t xml:space="preserve">Риск</w:t>
+            </w:r>
+          </w:p>
+        </w:tc>
+        <w:tc>
+          <w:tcPr/>
+          <w:p>
+            <w:pPr>
+              <w:pStyle w:val="Compact"/>
+              <w:jc w:val="left"/>
+            </w:pPr>
+            <w:r>
+              <w:t xml:space="preserve">Вероятность</w:t>
+            </w:r>
+          </w:p>
+        </w:tc>
+        <w:tc>
+          <w:tcPr/>
+          <w:p>
+            <w:pPr>
+              <w:pStyle w:val="Compact"/>
+              <w:jc w:val="left"/>
+            </w:pPr>
+            <w:r>
+              <w:t xml:space="preserve">Влияние</w:t>
+            </w:r>
+          </w:p>
+        </w:tc>
+        <w:tc>
+          <w:tcPr/>
+          <w:p>
+            <w:pPr>
+              <w:pStyle w:val="Compact"/>
+              <w:jc w:val="left"/>
+            </w:pPr>
+            <w:r>
+              <w:t xml:space="preserve">Митигация</w:t>
+            </w:r>
+          </w:p>
+        </w:tc>
+      </w:tr>
+      <w:tr>
+        <w:tc>
+          <w:tcPr/>
+          <w:p>
+            <w:pPr>
+              <w:pStyle w:val="Compact"/>
+              <w:jc w:val="left"/>
+            </w:pPr>
+            <w:r>
+              <w:t xml:space="preserve">Блокировка номеров операторами</w:t>
+            </w:r>
+          </w:p>
+        </w:tc>
+        <w:tc>
+          <w:tcPr/>
+          <w:p>
+            <w:pPr>
+              <w:pStyle w:val="Compact"/>
+              <w:jc w:val="left"/>
+            </w:pPr>
+            <w:r>
+              <w:t xml:space="preserve">Высокая</w:t>
+            </w:r>
+          </w:p>
+        </w:tc>
+        <w:tc>
+          <w:tcPr/>
+          <w:p>
+            <w:pPr>
+              <w:pStyle w:val="Compact"/>
+              <w:jc w:val="left"/>
+            </w:pPr>
+            <w:r>
+              <w:t xml:space="preserve">Критичное</w:t>
+            </w:r>
+          </w:p>
+        </w:tc>
+        <w:tc>
+          <w:tcPr/>
+          <w:p>
+            <w:pPr>
+              <w:pStyle w:val="Compact"/>
+              <w:jc w:val="left"/>
+            </w:pPr>
+            <w:r>
+              <w:t xml:space="preserve">Ротация номеров, соблюдение лимитов, белые схемы</w:t>
+            </w:r>
+          </w:p>
+        </w:tc>
+      </w:tr>
+      <w:tr>
+        <w:tc>
+          <w:tcPr/>
+          <w:p>
+            <w:pPr>
+              <w:pStyle w:val="Compact"/>
+              <w:jc w:val="left"/>
+            </w:pPr>
+            <w:r>
+              <w:t xml:space="preserve">«Робот» отпугивает клиентов</w:t>
+            </w:r>
+          </w:p>
+        </w:tc>
+        <w:tc>
+          <w:tcPr/>
+          <w:p>
+            <w:pPr>
+              <w:pStyle w:val="Compact"/>
+              <w:jc w:val="left"/>
+            </w:pPr>
+            <w:r>
+              <w:t xml:space="preserve">Средняя</w:t>
+            </w:r>
+          </w:p>
+        </w:tc>
+        <w:tc>
+          <w:tcPr/>
+          <w:p>
+            <w:pPr>
+              <w:pStyle w:val="Compact"/>
+              <w:jc w:val="left"/>
+            </w:pPr>
+            <w:r>
+              <w:t xml:space="preserve">Высокое</w:t>
+            </w:r>
+          </w:p>
+        </w:tc>
+        <w:tc>
+          <w:tcPr/>
+          <w:p>
+            <w:pPr>
+              <w:pStyle w:val="Compact"/>
+              <w:jc w:val="left"/>
+            </w:pPr>
+            <w:r>
+              <w:t xml:space="preserve">Естественный голос (ElevenLabs), живой темп, паузы</w:t>
+            </w:r>
+          </w:p>
+        </w:tc>
+      </w:tr>
+      <w:tr>
+        <w:tc>
+          <w:tcPr/>
+          <w:p>
+            <w:pPr>
+              <w:pStyle w:val="Compact"/>
+              <w:jc w:val="left"/>
+            </w:pPr>
+            <w:r>
+              <w:t xml:space="preserve">152-ФЗ (закон о рекламе)</w:t>
+            </w:r>
+          </w:p>
+        </w:tc>
+        <w:tc>
+          <w:tcPr/>
+          <w:p>
+            <w:pPr>
+              <w:pStyle w:val="Compact"/>
+              <w:jc w:val="left"/>
+            </w:pPr>
+            <w:r>
+              <w:t xml:space="preserve">Высокая</w:t>
+            </w:r>
+          </w:p>
+        </w:tc>
+        <w:tc>
+          <w:tcPr/>
+          <w:p>
+            <w:pPr>
+              <w:pStyle w:val="Compact"/>
+              <w:jc w:val="left"/>
+            </w:pPr>
+            <w:r>
+              <w:t xml:space="preserve">Критичное</w:t>
+            </w:r>
+          </w:p>
+        </w:tc>
+        <w:tc>
+          <w:tcPr/>
+          <w:p>
+            <w:pPr>
+              <w:pStyle w:val="Compact"/>
+              <w:jc w:val="left"/>
+            </w:pPr>
+            <w:r>
+              <w:t xml:space="preserve">Только по базе клиентов/партнёров, согласие на обработку, кнопка «стоп»</w:t>
+            </w:r>
+          </w:p>
+        </w:tc>
+      </w:tr>
+      <w:tr>
+        <w:tc>
+          <w:tcPr/>
+          <w:p>
+            <w:pPr>
+              <w:pStyle w:val="Compact"/>
+              <w:jc w:val="left"/>
+            </w:pPr>
+            <w:r>
+              <w:t xml:space="preserve">LLM говорит лишнее</w:t>
+            </w:r>
+          </w:p>
+        </w:tc>
+        <w:tc>
+          <w:tcPr/>
+          <w:p>
+            <w:pPr>
+              <w:pStyle w:val="Compact"/>
+              <w:jc w:val="left"/>
+            </w:pPr>
+            <w:r>
+              <w:t xml:space="preserve">Средняя</w:t>
+            </w:r>
+          </w:p>
+        </w:tc>
+        <w:tc>
+          <w:tcPr/>
+          <w:p>
+            <w:pPr>
+              <w:pStyle w:val="Compact"/>
+              <w:jc w:val="left"/>
+            </w:pPr>
+            <w:r>
+              <w:t xml:space="preserve">Высокое</w:t>
+            </w:r>
+          </w:p>
+        </w:tc>
+        <w:tc>
+          <w:tcPr/>
+          <w:p>
+            <w:pPr>
+              <w:pStyle w:val="Compact"/>
+              <w:jc w:val="left"/>
+            </w:pPr>
+            <w:r>
+              <w:t xml:space="preserve">Жёсткий промпт, стоп-слова, мониторинг диалогов</w:t>
+            </w:r>
+          </w:p>
+        </w:tc>
+      </w:tr>
+      <w:tr>
+        <w:tc>
+          <w:tcPr/>
+          <w:p>
+            <w:pPr>
+              <w:pStyle w:val="Compact"/>
+              <w:jc w:val="left"/>
+            </w:pPr>
+            <w:r>
+              <w:t xml:space="preserve">Низкая конверсия в горячих</w:t>
+            </w:r>
+          </w:p>
+        </w:tc>
+        <w:tc>
+          <w:tcPr/>
+          <w:p>
+            <w:pPr>
+              <w:pStyle w:val="Compact"/>
+              <w:jc w:val="left"/>
+            </w:pPr>
+            <w:r>
+              <w:t xml:space="preserve">Средняя</w:t>
+            </w:r>
+          </w:p>
+        </w:tc>
+        <w:tc>
+          <w:tcPr/>
+          <w:p>
+            <w:pPr>
+              <w:pStyle w:val="Compact"/>
+              <w:jc w:val="left"/>
+            </w:pPr>
+            <w:r>
+              <w:t xml:space="preserve">Среднее</w:t>
+            </w:r>
+          </w:p>
+        </w:tc>
+        <w:tc>
+          <w:tcPr/>
+          <w:p>
+            <w:pPr>
+              <w:pStyle w:val="Compact"/>
+              <w:jc w:val="left"/>
+            </w:pPr>
+            <w:r>
+              <w:t xml:space="preserve">A/B-тесты скриптов, ручная разметка, дообучение</w:t>
+            </w:r>
+          </w:p>
+        </w:tc>
+      </w:tr>
+    </w:tbl>
+    <w:p>
+      <w:r>
+        <w:pict>
+          <v:rect style="width:0;height:1.5pt" o:hralign="center" o:hrstd="t" o:hr="t"/>
+        </w:pict>
+      </w:r>
+    </w:p>
+    <w:bookmarkEnd w:id="43"/>
+    <w:bookmarkStart w:id="44" w:name="итог"/>
+    <w:p>
+      <w:pPr>
+        <w:pStyle w:val="Heading2"/>
+      </w:pPr>
+      <w:r>
+        <w:t xml:space="preserve">🎯 Итог</w:t>
+      </w:r>
+    </w:p>
+    <w:tbl>
+      <w:tblPr>
+        <w:tblStyle w:val="Table"/>
+        <w:tblW w:type="pct" w:w="5000"/>
+        <w:tblLook w:firstRow="0" w:lastRow="0" w:firstColumn="0" w:lastColumn="0" w:noHBand="0" w:noVBand="0" w:val="0000"/>
+        <w:jc w:val="start"/>
+      </w:tblPr>
+      <w:tblGrid>
+        <w:gridCol w:w="3960"/>
+        <w:gridCol w:w="3960"/>
+      </w:tblGrid>
+      <w:tr>
+        <w:tc>
+          <w:tcPr/>
+          <w:p>
+            <w:pPr>
+              <w:pStyle w:val="Compact"/>
+              <w:jc w:val="left"/>
+            </w:pPr>
+            <w:r>
+              <w:t xml:space="preserve">💰</w:t>
+            </w:r>
+            <w:r>
+              <w:t xml:space="preserve"> </w:t>
+            </w:r>
+            <w:r>
+              <w:rPr>
+                <w:bCs/>
+                <w:b/>
+              </w:rPr>
+              <w:t xml:space="preserve">Бюджет разработки</w:t>
+            </w:r>
+          </w:p>
+        </w:tc>
+        <w:tc>
+          <w:tcPr/>
+          <w:p>
+            <w:pPr>
+              <w:pStyle w:val="Compact"/>
+              <w:jc w:val="left"/>
+            </w:pPr>
+            <w:r>
+              <w:rPr>
+                <w:bCs/>
+                <w:b/>
+              </w:rPr>
+              <w:t xml:space="preserve">820 000 – 1 220 000 ₽</w:t>
+            </w:r>
+          </w:p>
+        </w:tc>
+      </w:tr>
+      <w:tr>
+        <w:tc>
+          <w:tcPr/>
+          <w:p>
+            <w:pPr>
+              <w:pStyle w:val="Compact"/>
+              <w:jc w:val="left"/>
+            </w:pPr>
+            <w:r>
+              <w:t xml:space="preserve">📅</w:t>
+            </w:r>
+            <w:r>
+              <w:t xml:space="preserve"> </w:t>
+            </w:r>
+            <w:r>
+              <w:rPr>
+                <w:bCs/>
+                <w:b/>
+              </w:rPr>
+              <w:t xml:space="preserve">Срок</w:t>
+            </w:r>
+          </w:p>
+        </w:tc>
+        <w:tc>
+          <w:tcPr/>
+          <w:p>
+            <w:pPr>
+              <w:pStyle w:val="Compact"/>
+              <w:jc w:val="left"/>
+            </w:pPr>
+            <w:r>
+              <w:rPr>
+                <w:bCs/>
+                <w:b/>
+              </w:rPr>
+              <w:t xml:space="preserve">3–4 месяца</w:t>
+            </w:r>
+          </w:p>
+        </w:tc>
+      </w:tr>
+      <w:tr>
+        <w:tc>
+          <w:tcPr/>
+          <w:p>
+            <w:pPr>
+              <w:pStyle w:val="Compact"/>
+              <w:jc w:val="left"/>
+            </w:pPr>
+            <w:r>
+              <w:t xml:space="preserve">🏷️</w:t>
+            </w:r>
+            <w:r>
+              <w:t xml:space="preserve"> </w:t>
+            </w:r>
+            <w:r>
+              <w:rPr>
+                <w:bCs/>
+                <w:b/>
+              </w:rPr>
+              <w:t xml:space="preserve">Цена для клиента</w:t>
+            </w:r>
+          </w:p>
+        </w:tc>
+        <w:tc>
+          <w:tcPr/>
+          <w:p>
+            <w:pPr>
+              <w:pStyle w:val="Compact"/>
+              <w:jc w:val="left"/>
+            </w:pPr>
+            <w:r>
+              <w:rPr>
+                <w:bCs/>
+                <w:b/>
+              </w:rPr>
+              <w:t xml:space="preserve">20–25 ₽/мин</w:t>
+            </w:r>
+          </w:p>
+        </w:tc>
+      </w:tr>
+      <w:tr>
+        <w:tc>
+          <w:tcPr/>
+          <w:p>
+            <w:pPr>
+              <w:pStyle w:val="Compact"/>
+              <w:jc w:val="left"/>
+            </w:pPr>
+            <w:r>
+              <w:t xml:space="preserve">💵</w:t>
+            </w:r>
+            <w:r>
+              <w:t xml:space="preserve"> </w:t>
+            </w:r>
+            <w:r>
+              <w:rPr>
+                <w:bCs/>
+                <w:b/>
+              </w:rPr>
+              <w:t xml:space="preserve">Маржа с минуты</w:t>
+            </w:r>
+          </w:p>
+        </w:tc>
+        <w:tc>
+          <w:tcPr/>
+          <w:p>
+            <w:pPr>
+              <w:pStyle w:val="Compact"/>
+              <w:jc w:val="left"/>
+            </w:pPr>
+            <w:r>
+              <w:rPr>
+                <w:bCs/>
+                <w:b/>
+              </w:rPr>
+              <w:t xml:space="preserve">15–20 ₽ (75–80%)</w:t>
+            </w:r>
+          </w:p>
+        </w:tc>
+      </w:tr>
+      <w:tr>
+        <w:tc>
+          <w:tcPr/>
+          <w:p>
+            <w:pPr>
+              <w:pStyle w:val="Compact"/>
+              <w:jc w:val="left"/>
+            </w:pPr>
+            <w:r>
+              <w:t xml:space="preserve">📞</w:t>
+            </w:r>
+            <w:r>
+              <w:t xml:space="preserve"> </w:t>
+            </w:r>
+            <w:r>
+              <w:rPr>
+                <w:bCs/>
+                <w:b/>
+              </w:rPr>
+              <w:t xml:space="preserve">Окупаемость</w:t>
+            </w:r>
+          </w:p>
+        </w:tc>
+        <w:tc>
+          <w:tcPr/>
+          <w:p>
+            <w:pPr>
+              <w:pStyle w:val="Compact"/>
+              <w:jc w:val="left"/>
+            </w:pPr>
+            <w:r>
+              <w:t xml:space="preserve">~50 000 минут прозвона (~2–3 месяца при норм. загрузке)</w:t>
+            </w:r>
+          </w:p>
+        </w:tc>
+      </w:tr>
+    </w:tbl>
+    <w:p>
+      <w:r>
+        <w:pict>
+          <v:rect style="width:0;height:1.5pt" o:hralign="center" o:hrstd="t" o:hr="t"/>
+        </w:pict>
+      </w:r>
+    </w:p>
+    <w:p>
+      <w:pPr>
+        <w:pStyle w:val="FirstParagraph"/>
+      </w:pPr>
+      <w:r>
+        <w:rPr>
+          <w:iCs/>
+          <w:i/>
+        </w:rPr>
+        <w:t xml:space="preserve">Документ подготовлен: 1 июля 2026, Ванюша 👺</w:t>
+      </w:r>
+    </w:p>
+    <w:bookmarkEnd w:id="44"/>
+    <w:bookmarkEnd w:id="45"/>
     <w:sectPr/>
   </w:body>
 </w:document>
@@ -2257,6 +4996,24 @@
     <w:abstractNumId w:val="990"/>
   </w:num>
   <w:num w:numId="1001">
+    <w:abstractNumId w:val="991"/>
+  </w:num>
+  <w:num w:numId="1002">
+    <w:abstractNumId w:val="991"/>
+  </w:num>
+  <w:num w:numId="1003">
+    <w:abstractNumId w:val="991"/>
+  </w:num>
+  <w:num w:numId="1004">
+    <w:abstractNumId w:val="991"/>
+  </w:num>
+  <w:num w:numId="1005">
+    <w:abstractNumId w:val="991"/>
+  </w:num>
+  <w:num w:numId="1006">
+    <w:abstractNumId w:val="991"/>
+  </w:num>
+  <w:num w:numId="1007">
     <w:abstractNumId w:val="991"/>
   </w:num>
 </w:numbering>
